--- a/examples/三年级上/第03课_了解信息处理工具/03_了解信息处理工具_教案.docx
+++ b/examples/三年级上/第03课_了解信息处理工具/03_了解信息处理工具_教案.docx
@@ -2,23 +2,38 @@
 <file path=word/document.xml><?xml version="1.0" encoding="utf-8"?>
 <w:document xmlns:w="http://schemas.openxmlformats.org/wordprocessingml/2006/main" xmlns:m="http://schemas.openxmlformats.org/officeDocument/2006/math" xmlns:r="http://schemas.openxmlformats.org/officeDocument/2006/relationships" xmlns:o="urn:schemas-microsoft-com:office:office" xmlns:v="urn:schemas-microsoft-com:vml" xmlns:w10="urn:schemas-microsoft-com:office:word" xmlns:a="http://schemas.openxmlformats.org/drawingml/2006/main" xmlns:pic="http://schemas.openxmlformats.org/drawingml/2006/picture" xmlns:wp="http://schemas.openxmlformats.org/drawingml/2006/wordprocessingDrawing">
   <w:body>
-    <w:bookmarkStart w:id="13" w:name="第3课-了解信息处理工具"/>
+    <w:bookmarkStart w:id="20" w:name="_d860fea9512f457aa938da63bd59e1ce37ece32"/>
     <w:p>
       <w:pPr>
         <w:pStyle w:val="1"/>
-      </w:pPr>
-      <w:r>
-        <w:rPr>
-          <w:rFonts w:hint="eastAsia"/>
+        <w:spacing w:before="120" w:after="200" w:line="312" w:lineRule="auto"/>
+        <w:ind w:firstLine="0"/>
+        <w:jc w:val="center"/>
+      </w:pPr>
+      <w:r>
+        <w:rPr>
+          <w:rFonts w:hint="eastAsia" w:ascii="黑体" w:hAnsi="黑体" w:eastAsia="黑体"/>
+          <w:b/>
+          <w:color w:val="2E1F5E"/>
+          <w:sz w:val="36"/>
         </w:rPr>
         <w:t xml:space="preserve">第3课</w:t>
       </w:r>
       <w:r>
+        <w:rPr>
+          <w:rFonts w:ascii="黑体" w:hAnsi="黑体" w:eastAsia="黑体"/>
+          <w:b/>
+          <w:color w:val="2E1F5E"/>
+          <w:sz w:val="36"/>
+        </w:rPr>
         <w:t xml:space="preserve"> </w:t>
       </w:r>
       <w:r>
         <w:rPr>
-          <w:rFonts w:hint="eastAsia"/>
+          <w:rFonts w:hint="eastAsia" w:ascii="黑体" w:hAnsi="黑体" w:eastAsia="黑体"/>
+          <w:b/>
+          <w:color w:val="2E1F5E"/>
+          <w:sz w:val="36"/>
         </w:rPr>
         <w:t xml:space="preserve">了解信息处理工具</w:t>
       </w:r>
@@ -27,561 +42,843 @@
       <w:tblPr>
         <w:tblStyle w:val="Table"/>
         <w:tblW w:type="pct" w:w="5000"/>
+        <w:jc w:val="center"/>
         <w:tblLayout w:type="fixed"/>
         <w:tblLook w:firstRow="1" w:lastRow="0" w:firstColumn="0" w:lastColumn="0" w:noHBand="0" w:noVBand="0" w:val="0020"/>
+        <w:tblBorders>
+          <w:top w:val="single" w:sz="4" w:space="0" w:color="B0B0B0"/>
+          <w:left w:val="single" w:sz="4" w:space="0" w:color="B0B0B0"/>
+          <w:bottom w:val="single" w:sz="4" w:space="0" w:color="B0B0B0"/>
+          <w:right w:val="single" w:sz="4" w:space="0" w:color="B0B0B0"/>
+          <w:insideH w:val="single" w:sz="4" w:space="0" w:color="C8C8C8"/>
+          <w:insideV w:val="single" w:sz="4" w:space="0" w:color="C8C8C8"/>
+        </w:tblBorders>
+        <w:tblCellMar>
+          <w:top w:w="120" w:type="dxa"/>
+          <w:bottom w:w="120" w:type="dxa"/>
+          <w:left w:w="160" w:type="dxa"/>
+          <w:right w:w="160" w:type="dxa"/>
+        </w:tblCellMar>
       </w:tblPr>
       <w:tblGrid>
-        <w:gridCol w:w="713"/>
-        <w:gridCol w:w="7206"/>
+        <w:gridCol w:w="1072"/>
+        <w:gridCol w:w="2887"/>
+        <w:gridCol w:w="1072"/>
+        <w:gridCol w:w="2887"/>
       </w:tblGrid>
       <w:tr>
         <w:trPr>
           <w:tblHeader w:val="on"/>
         </w:trPr>
         <w:tc>
-          <w:tcPr/>
+          <w:tcPr>
+            <w:vAlign w:val="center"/>
+            <w:shd w:fill="F2F4F7"/>
+          </w:tcPr>
           <w:p>
             <w:pPr>
               <w:pStyle w:val="Compact"/>
+              <w:spacing w:before="20" w:after="20" w:line="300" w:lineRule="auto"/>
+              <w:ind w:firstLine="0"/>
               <w:jc w:val="left"/>
             </w:pPr>
             <w:r>
               <w:rPr>
-                <w:rFonts w:hint="eastAsia"/>
+                <w:rFonts w:hint="eastAsia" w:ascii="黑体" w:hAnsi="黑体" w:eastAsia="黑体"/>
                 <w:b/>
-                <w:bCs/>
-              </w:rPr>
-              <w:t xml:space="preserve">学科</w:t>
+                <w:sz w:val="21"/>
+              </w:rPr>
+              <w:t xml:space="preserve">课题</w:t>
             </w:r>
           </w:p>
         </w:tc>
         <w:tc>
-          <w:tcPr/>
+          <w:tcPr>
+            <w:vAlign w:val="center"/>
+          </w:tcPr>
           <w:p>
             <w:pPr>
               <w:pStyle w:val="Compact"/>
+              <w:spacing w:before="20" w:after="20" w:line="300" w:lineRule="auto"/>
+              <w:ind w:firstLine="0"/>
               <w:jc w:val="left"/>
             </w:pPr>
             <w:r>
               <w:rPr>
-                <w:rFonts w:hint="eastAsia"/>
-              </w:rPr>
-              <w:t xml:space="preserve">信息科技</w:t>
+                <w:rFonts w:hint="eastAsia" w:ascii="黑体" w:hAnsi="黑体" w:eastAsia="黑体"/>
+                <w:b/>
+                <w:sz w:val="21"/>
+              </w:rPr>
+              <w:t xml:space="preserve">第3课</w:t>
+            </w:r>
+            <w:r>
+              <w:rPr>
+                <w:rFonts w:ascii="黑体" w:hAnsi="黑体" w:eastAsia="黑体"/>
+                <w:b/>
+                <w:sz w:val="21"/>
+              </w:rPr>
+              <w:t xml:space="preserve"> </w:t>
+            </w:r>
+            <w:r>
+              <w:rPr>
+                <w:rFonts w:hint="eastAsia" w:ascii="黑体" w:hAnsi="黑体" w:eastAsia="黑体"/>
+                <w:b/>
+                <w:sz w:val="21"/>
+              </w:rPr>
+              <w:t xml:space="preserve">了解信息处理工具</w:t>
+            </w:r>
+          </w:p>
+        </w:tc>
+        <w:tc>
+          <w:tcPr>
+            <w:vAlign w:val="center"/>
+            <w:shd w:fill="F2F4F7"/>
+          </w:tcPr>
+          <w:p>
+            <w:pPr>
+              <w:pStyle w:val="Compact"/>
+              <w:spacing w:before="20" w:after="20" w:line="300" w:lineRule="auto"/>
+              <w:ind w:firstLine="0"/>
+              <w:jc w:val="left"/>
+            </w:pPr>
+            <w:r>
+              <w:rPr>
+                <w:rFonts w:hint="eastAsia" w:ascii="黑体" w:hAnsi="黑体" w:eastAsia="黑体"/>
+                <w:b/>
+                <w:sz w:val="21"/>
+              </w:rPr>
+              <w:t xml:space="preserve">教材版本</w:t>
+            </w:r>
+          </w:p>
+        </w:tc>
+        <w:tc>
+          <w:tcPr>
+            <w:vAlign w:val="center"/>
+          </w:tcPr>
+          <w:p>
+            <w:pPr>
+              <w:pStyle w:val="Compact"/>
+              <w:spacing w:before="20" w:after="20" w:line="300" w:lineRule="auto"/>
+              <w:ind w:firstLine="0"/>
+              <w:jc w:val="left"/>
+            </w:pPr>
+            <w:r>
+              <w:rPr>
+                <w:rFonts w:hint="eastAsia" w:ascii="黑体" w:hAnsi="黑体" w:eastAsia="黑体"/>
+                <w:b/>
+                <w:sz w:val="21"/>
+              </w:rPr>
+              <w:t xml:space="preserve">浙教版2026</w:t>
             </w:r>
           </w:p>
         </w:tc>
       </w:tr>
       <w:tr>
         <w:tc>
-          <w:tcPr/>
+          <w:tcPr>
+            <w:vAlign w:val="center"/>
+            <w:shd w:fill="F2F4F7"/>
+          </w:tcPr>
           <w:p>
             <w:pPr>
               <w:pStyle w:val="Compact"/>
+              <w:spacing w:before="20" w:after="20" w:line="300" w:lineRule="auto"/>
+              <w:ind w:firstLine="0"/>
               <w:jc w:val="left"/>
             </w:pPr>
             <w:r>
               <w:rPr>
-                <w:rFonts w:hint="eastAsia"/>
+                <w:rFonts w:hint="eastAsia" w:ascii="黑体" w:hAnsi="黑体" w:eastAsia="黑体"/>
                 <w:b/>
                 <w:bCs/>
-              </w:rPr>
-              <w:t xml:space="preserve">课题</w:t>
+                <w:sz w:val="21"/>
+              </w:rPr>
+              <w:t xml:space="preserve">单元</w:t>
             </w:r>
           </w:p>
         </w:tc>
         <w:tc>
-          <w:tcPr/>
+          <w:tcPr>
+            <w:vAlign w:val="center"/>
+          </w:tcPr>
           <w:p>
             <w:pPr>
               <w:pStyle w:val="Compact"/>
+              <w:spacing w:before="20" w:after="20" w:line="300" w:lineRule="auto"/>
+              <w:ind w:firstLine="0"/>
               <w:jc w:val="left"/>
             </w:pPr>
             <w:r>
               <w:rPr>
-                <w:rFonts w:hint="eastAsia"/>
-              </w:rPr>
-              <w:t xml:space="preserve">第3课</w:t>
-            </w:r>
-            <w:r>
+                <w:rFonts w:hint="eastAsia" w:ascii="宋体" w:hAnsi="宋体" w:eastAsia="宋体"/>
+                <w:sz w:val="21"/>
+              </w:rPr>
+              <w:t xml:space="preserve">第一单元</w:t>
+            </w:r>
+            <w:r>
+              <w:rPr>
+                <w:rFonts w:ascii="宋体" w:hAnsi="宋体" w:eastAsia="宋体"/>
+                <w:sz w:val="21"/>
+              </w:rPr>
               <w:t xml:space="preserve"> </w:t>
             </w:r>
             <w:r>
               <w:rPr>
-                <w:rFonts w:hint="eastAsia"/>
-              </w:rPr>
-              <w:t xml:space="preserve">了解信息处理工具</w:t>
+                <w:rFonts w:hint="eastAsia" w:ascii="宋体" w:hAnsi="宋体" w:eastAsia="宋体"/>
+                <w:sz w:val="21"/>
+              </w:rPr>
+              <w:t xml:space="preserve">感受智能社会</w:t>
             </w:r>
           </w:p>
         </w:tc>
-      </w:tr>
-      <w:tr>
         <w:tc>
-          <w:tcPr/>
+          <w:tcPr>
+            <w:vAlign w:val="center"/>
+            <w:shd w:fill="F2F4F7"/>
+          </w:tcPr>
           <w:p>
             <w:pPr>
               <w:pStyle w:val="Compact"/>
+              <w:spacing w:before="20" w:after="20" w:line="300" w:lineRule="auto"/>
+              <w:ind w:firstLine="0"/>
               <w:jc w:val="left"/>
             </w:pPr>
             <w:r>
               <w:rPr>
-                <w:rFonts w:hint="eastAsia"/>
+                <w:rFonts w:hint="eastAsia" w:ascii="黑体" w:hAnsi="黑体" w:eastAsia="黑体"/>
                 <w:b/>
                 <w:bCs/>
-              </w:rPr>
-              <w:t xml:space="preserve">单元</w:t>
+                <w:sz w:val="21"/>
+              </w:rPr>
+              <w:t xml:space="preserve">授课年级</w:t>
             </w:r>
           </w:p>
         </w:tc>
         <w:tc>
-          <w:tcPr/>
+          <w:tcPr>
+            <w:vAlign w:val="center"/>
+          </w:tcPr>
           <w:p>
             <w:pPr>
               <w:pStyle w:val="Compact"/>
+              <w:spacing w:before="20" w:after="20" w:line="300" w:lineRule="auto"/>
+              <w:ind w:firstLine="0"/>
               <w:jc w:val="left"/>
             </w:pPr>
             <w:r>
               <w:rPr>
-                <w:rFonts w:hint="eastAsia"/>
-              </w:rPr>
-              <w:t xml:space="preserve">第一单元</w:t>
-            </w:r>
-            <w:r>
-              <w:t xml:space="preserve"> </w:t>
-            </w:r>
-            <w:r>
-              <w:rPr>
-                <w:rFonts w:hint="eastAsia"/>
-              </w:rPr>
-              <w:t xml:space="preserve">感受信息社会</w:t>
-            </w:r>
-          </w:p>
-        </w:tc>
-      </w:tr>
-      <w:tr>
-        <w:tc>
-          <w:tcPr/>
-          <w:p>
-            <w:pPr>
-              <w:pStyle w:val="Compact"/>
-              <w:jc w:val="left"/>
-            </w:pPr>
-            <w:r>
-              <w:rPr>
-                <w:rFonts w:hint="eastAsia"/>
-                <w:b/>
-                <w:bCs/>
-              </w:rPr>
-              <w:t xml:space="preserve">年级</w:t>
-            </w:r>
-          </w:p>
-        </w:tc>
-        <w:tc>
-          <w:tcPr/>
-          <w:p>
-            <w:pPr>
-              <w:pStyle w:val="Compact"/>
-              <w:jc w:val="left"/>
-            </w:pPr>
-            <w:r>
-              <w:rPr>
-                <w:rFonts w:hint="eastAsia"/>
-              </w:rPr>
-              <w:t xml:space="preserve">三年级上册</w:t>
-            </w:r>
-          </w:p>
-        </w:tc>
-      </w:tr>
-      <w:tr>
-        <w:tc>
-          <w:tcPr/>
-          <w:p>
-            <w:pPr>
-              <w:pStyle w:val="Compact"/>
-              <w:jc w:val="left"/>
-            </w:pPr>
-            <w:r>
-              <w:rPr>
-                <w:rFonts w:hint="eastAsia"/>
-                <w:b/>
-                <w:bCs/>
-              </w:rPr>
-              <w:t xml:space="preserve">教材分析</w:t>
-            </w:r>
-          </w:p>
-        </w:tc>
-        <w:tc>
-          <w:tcPr/>
-          <w:p>
-            <w:pPr>
-              <w:pStyle w:val="Compact"/>
-              <w:jc w:val="left"/>
-            </w:pPr>
-            <w:r>
-              <w:rPr>
-                <w:rFonts w:hint="eastAsia"/>
-              </w:rPr>
-              <w:t xml:space="preserve">本课是浙江教育版小学信息科技三年级上册第一单元第3课。在第1课感知智能生活现象的基础上，本课聚焦“信息处理工具”，引导学生由现象深入工具本质。教材围绕“认识常见的信息处理工具”“认识计算机”和“计算机的应用”三个层次步步推进。教材紧密响应课标模块三“在线学习与生活”内容要求，从生活真实情境出发，引导学生认识智能手机、平板电脑、测温枪、数字测量工具（数显卡尺）、道闸系统等典型工具；通过生动的机箱内部剖析图解构计算机硬件（主板、CPU、风扇、电源、硬盘、内存、显卡）与软件系统；教材特别注重科技自立自强素养培育，呈现了国产自主可控操作系统（开放麒麟</w:t>
-            </w:r>
-            <w:r>
-              <w:t xml:space="preserve"> </w:t>
-            </w:r>
-            <w:r>
-              <w:rPr>
-                <w:rFonts w:hint="eastAsia"/>
-              </w:rPr>
-              <w:t xml:space="preserve">openKylin、华为鸿蒙</w:t>
-            </w:r>
-            <w:r>
-              <w:t xml:space="preserve"> </w:t>
-            </w:r>
-            <w:r>
-              <w:rPr>
-                <w:rFonts w:hint="eastAsia"/>
-              </w:rPr>
-              <w:t xml:space="preserve">HarmonyOS），强调自主可控对信息安全的保障；最后展示了计算机在科学计算、信息管理、过程控制（智慧农场）、辅助设计（工业3D建模）、人工智能等领域的深远影响，为后续课时探究输入输出感知设备打下扎实的系统工具基础。</w:t>
-            </w:r>
-          </w:p>
-        </w:tc>
-      </w:tr>
-      <w:tr>
-        <w:tc>
-          <w:tcPr/>
-          <w:p>
-            <w:pPr>
-              <w:pStyle w:val="Compact"/>
-              <w:jc w:val="left"/>
-            </w:pPr>
-            <w:r>
-              <w:rPr>
-                <w:rFonts w:hint="eastAsia"/>
-                <w:b/>
-                <w:bCs/>
-              </w:rPr>
-              <w:t xml:space="preserve">学情分析</w:t>
-            </w:r>
-          </w:p>
-        </w:tc>
-        <w:tc>
-          <w:tcPr/>
-          <w:p>
-            <w:pPr>
-              <w:pStyle w:val="Compact"/>
-              <w:jc w:val="left"/>
-            </w:pPr>
-            <w:r>
-              <w:rPr>
-                <w:rFonts w:hint="eastAsia"/>
-              </w:rPr>
-              <w:t xml:space="preserve">三年级学生在日常生活中经常接触智能手机、平板电脑、数码相机等设备，对数字化工具有着浓厚的兴趣与好奇心。但三年级学生的认知普遍停留在“工具很好玩、能打游戏看视频”的表面娱乐感知，缺乏对“信息处理”（输入、加工、存储、输出）逻辑的理性认识，容易将通电工作的机械设备与信息处理工具混淆。</w:t>
-            </w:r>
-            <w:r>
-              <w:br/>
-            </w:r>
-            <w:r>
-              <w:rPr>
-                <w:rFonts w:hint="eastAsia"/>
-              </w:rPr>
-              <w:t xml:space="preserve">此外，三年级学生刚刚步入机房，对计算机的软硬件组成缺乏清晰认知，对主板、CPU、内存等内部构件感到神秘而陌生，对键盘与鼠标的规范操作（如鼠标滚轮滑动、左键双击、指法按键）尚需规范指导；对国产自主可控系统与信息安全缺乏前置概念。因此，本课需依托实物图示、拆机透视、情境体验与上机实操，引导学生建构软硬件协同观念，树立崇尚科学、支持国产自立自强的积极价值观。</w:t>
-            </w:r>
-          </w:p>
-        </w:tc>
-      </w:tr>
-      <w:tr>
-        <w:tc>
-          <w:tcPr/>
-          <w:p>
-            <w:pPr>
-              <w:pStyle w:val="Compact"/>
-              <w:jc w:val="left"/>
-            </w:pPr>
-            <w:r>
-              <w:rPr>
-                <w:rFonts w:hint="eastAsia"/>
-                <w:b/>
-                <w:bCs/>
-              </w:rPr>
-              <w:t xml:space="preserve">核心素养</w:t>
-            </w:r>
-          </w:p>
-        </w:tc>
-        <w:tc>
-          <w:tcPr/>
-          <w:p>
-            <w:pPr>
-              <w:pStyle w:val="Compact"/>
-              <w:jc w:val="left"/>
-            </w:pPr>
-            <w:r>
-              <w:t xml:space="preserve">1.</w:t>
-            </w:r>
-            <w:r>
-              <w:t xml:space="preserve"> </w:t>
-            </w:r>
-            <w:r>
-              <w:rPr>
-                <w:rFonts w:hint="eastAsia"/>
-                <w:b/>
-                <w:bCs/>
-              </w:rPr>
-              <w:t xml:space="preserve">信息意识</w:t>
-            </w:r>
-            <w:r>
-              <w:rPr>
-                <w:rFonts w:hint="eastAsia"/>
-              </w:rPr>
-              <w:t xml:space="preserve">：能识别智能手机、测温枪、数字测量工具、道闸系统等常见信息处理工具；知道信息需要工具进行采集与处理，感受信息处理工具给日常学习和生活带来的高效率与便捷性。</w:t>
-            </w:r>
-            <w:r>
-              <w:br/>
-            </w:r>
-            <w:r>
-              <w:t xml:space="preserve">2.</w:t>
-            </w:r>
-            <w:r>
-              <w:t xml:space="preserve"> </w:t>
-            </w:r>
-            <w:r>
-              <w:rPr>
-                <w:rFonts w:hint="eastAsia"/>
-                <w:b/>
-                <w:bCs/>
-              </w:rPr>
-              <w:t xml:space="preserve">计算思维</w:t>
-            </w:r>
-            <w:r>
-              <w:rPr>
-                <w:rFonts w:hint="eastAsia"/>
-              </w:rPr>
-              <w:t xml:space="preserve">：通过剖析计算机内部构造与工作过程，初步理解“硬件协同运作、软件驱动硬件”的系统逻辑；能将复杂现实问题分解为“待处理信息”与“工具匹配”的对应关系。</w:t>
-            </w:r>
-            <w:r>
-              <w:br/>
-            </w:r>
-            <w:r>
-              <w:t xml:space="preserve">3.</w:t>
-            </w:r>
-            <w:r>
-              <w:t xml:space="preserve"> </w:t>
-            </w:r>
-            <w:r>
-              <w:rPr>
-                <w:rFonts w:hint="eastAsia"/>
-                <w:b/>
-                <w:bCs/>
-              </w:rPr>
-              <w:t xml:space="preserve">数字化学习与创新</w:t>
-            </w:r>
-            <w:r>
-              <w:rPr>
-                <w:rFonts w:hint="eastAsia"/>
-              </w:rPr>
-              <w:t xml:space="preserve">：通过观察与上机操作，认识键盘与鼠标（左键、右键、滚轮）的结构与功能，掌握规范握持与操作方法；能利用计算机进行基础文字输入与信息检索，体会数字化工具处理信息的强大功能。</w:t>
-            </w:r>
-            <w:r>
-              <w:br/>
-            </w:r>
-            <w:r>
-              <w:t xml:space="preserve">4.</w:t>
-            </w:r>
-            <w:r>
-              <w:t xml:space="preserve"> </w:t>
-            </w:r>
-            <w:r>
-              <w:rPr>
-                <w:rFonts w:hint="eastAsia"/>
-                <w:b/>
-                <w:bCs/>
-              </w:rPr>
-              <w:t xml:space="preserve">信息社会责任</w:t>
-            </w:r>
-            <w:r>
-              <w:rPr>
-                <w:rFonts w:hint="eastAsia"/>
-              </w:rPr>
-              <w:t xml:space="preserve">：通过了解我国自主可控操作系统（openKylin、HarmonyOS），体会自主研发对国家信息安全的重要战略意义；遵守机房规章制度，爱护计算机设备，树立健康用眼与安全使用信息工具的意识。</w:t>
-            </w:r>
-          </w:p>
-        </w:tc>
-      </w:tr>
-      <w:tr>
-        <w:tc>
-          <w:tcPr/>
-          <w:p>
-            <w:pPr>
-              <w:pStyle w:val="Compact"/>
-              <w:jc w:val="left"/>
-            </w:pPr>
-            <w:r>
-              <w:rPr>
-                <w:rFonts w:hint="eastAsia"/>
-                <w:b/>
-                <w:bCs/>
-              </w:rPr>
-              <w:t xml:space="preserve">重点</w:t>
-            </w:r>
-          </w:p>
-        </w:tc>
-        <w:tc>
-          <w:tcPr/>
-          <w:p>
-            <w:pPr>
-              <w:pStyle w:val="Compact"/>
-              <w:jc w:val="left"/>
-            </w:pPr>
-            <w:r>
-              <w:t xml:space="preserve">1. </w:t>
-            </w:r>
-            <w:r>
-              <w:rPr>
-                <w:rFonts w:hint="eastAsia"/>
-              </w:rPr>
-              <w:t xml:space="preserve">认识日常学习与生活中常见的信息处理工具及其主要功能，理解其对提高效率的作用。</w:t>
-            </w:r>
-            <w:r>
-              <w:br/>
-            </w:r>
-            <w:r>
-              <w:t xml:space="preserve">2. </w:t>
-            </w:r>
-            <w:r>
-              <w:rPr>
-                <w:rFonts w:hint="eastAsia"/>
-              </w:rPr>
-              <w:t xml:space="preserve">认识通用信息处理工具——计算机的组成（软硬件系统、计算机内部7大构件及常见输入输出设备），了解计算机的五大典型应用领域。</w:t>
-            </w:r>
-          </w:p>
-        </w:tc>
-      </w:tr>
-      <w:tr>
-        <w:tc>
-          <w:tcPr/>
-          <w:p>
-            <w:pPr>
-              <w:pStyle w:val="Compact"/>
-              <w:jc w:val="left"/>
-            </w:pPr>
-            <w:r>
-              <w:rPr>
-                <w:rFonts w:hint="eastAsia"/>
-                <w:b/>
-                <w:bCs/>
-              </w:rPr>
-              <w:t xml:space="preserve">难点</w:t>
-            </w:r>
-          </w:p>
-        </w:tc>
-        <w:tc>
-          <w:tcPr/>
-          <w:p>
-            <w:pPr>
-              <w:pStyle w:val="Compact"/>
-              <w:jc w:val="left"/>
-            </w:pPr>
-            <w:r>
-              <w:t xml:space="preserve">1. </w:t>
-            </w:r>
-            <w:r>
-              <w:rPr>
-                <w:rFonts w:hint="eastAsia"/>
-              </w:rPr>
-              <w:t xml:space="preserve">理解计算机“硬件”与“软件”的协同关系，理解自主可控技术对信息安全的保障意义。</w:t>
-            </w:r>
-            <w:r>
-              <w:br/>
-            </w:r>
-            <w:r>
-              <w:t xml:space="preserve">2. </w:t>
-            </w:r>
-            <w:r>
-              <w:rPr>
-                <w:rFonts w:hint="eastAsia"/>
-              </w:rPr>
-              <w:t xml:space="preserve">规范掌握鼠标（左右键、滚轮）与键盘的操作，能够在真实生活场景中分析信息处理需求并选择适宜工具。</w:t>
+                <w:rFonts w:hint="eastAsia" w:ascii="宋体" w:hAnsi="宋体" w:eastAsia="宋体"/>
+                <w:sz w:val="21"/>
+              </w:rPr>
+              <w:t xml:space="preserve">小学三年级上册</w:t>
+            </w:r>
+            <w:r>
+              <w:rPr>
+                <w:rFonts w:ascii="宋体" w:hAnsi="宋体" w:eastAsia="宋体"/>
+                <w:sz w:val="21"/>
+              </w:rPr>
+              <w:t xml:space="preserve"> · </w:t>
+            </w:r>
+            <w:r>
+              <w:rPr>
+                <w:rFonts w:hint="eastAsia" w:ascii="宋体" w:hAnsi="宋体" w:eastAsia="宋体"/>
+                <w:sz w:val="21"/>
+              </w:rPr>
+              <w:t xml:space="preserve">1课时</w:t>
             </w:r>
           </w:p>
         </w:tc>
       </w:tr>
     </w:tbl>
+    <w:bookmarkStart w:id="9" w:name="_一教材分析"/>
     <w:p>
       <w:pPr>
-        <w:pStyle w:val="a0"/>
-      </w:pPr>
-      <w:r>
+        <w:pStyle w:val="2"/>
+        <w:spacing w:before="200" w:after="80" w:line="312" w:lineRule="auto"/>
+        <w:ind w:firstLine="0"/>
+        <w:jc w:val="left"/>
+      </w:pPr>
+      <w:r>
+        <w:rPr>
+          <w:rFonts w:hint="eastAsia" w:ascii="黑体" w:hAnsi="黑体" w:eastAsia="黑体"/>
+          <w:b/>
+          <w:color w:val="2E1F5E"/>
+          <w:sz w:val="26"/>
+        </w:rPr>
+        <w:t xml:space="preserve">一、教材分析</w:t>
+      </w:r>
+    </w:p>
+    <w:p>
+      <w:pPr>
+        <w:pStyle w:val="FirstParagraph"/>
+        <w:spacing w:before="0" w:after="80" w:line="331" w:lineRule="auto"/>
+        <w:ind w:firstLine="440" w:left="0"/>
+      </w:pPr>
+      <w:r>
+        <w:rPr>
+          <w:rFonts w:hint="eastAsia" w:ascii="宋体" w:hAnsi="宋体" w:eastAsia="宋体"/>
+          <w:sz w:val="22"/>
+        </w:rPr>
+        <w:t xml:space="preserve">本课是浙教版小学信息科技三年级上册第一单元《感受智能社会》的核心基础课。教材由浅入深，从学生身边的智能手机、测温枪、数显卡尺、道闸系统等典型工具切入，引导学生感受信息处理的精准与高效；进而通过主机箱剖析图透视计算机内部核心构件（CPU、主板、硬盘、风扇等），破除对计算机的神秘感；最后依托</w:t>
+      </w:r>
+      <w:r>
+        <w:rPr>
+          <w:rFonts w:ascii="宋体" w:hAnsi="宋体" w:eastAsia="宋体"/>
+          <w:sz w:val="22"/>
+        </w:rPr>
+        <w:t xml:space="preserve"> openKylin </w:t>
+      </w:r>
+      <w:r>
+        <w:rPr>
+          <w:rFonts w:hint="eastAsia" w:ascii="宋体" w:hAnsi="宋体" w:eastAsia="宋体"/>
+          <w:sz w:val="22"/>
+        </w:rPr>
+        <w:t xml:space="preserve">与</w:t>
+      </w:r>
+      <w:r>
+        <w:rPr>
+          <w:rFonts w:ascii="宋体" w:hAnsi="宋体" w:eastAsia="宋体"/>
+          <w:sz w:val="22"/>
+        </w:rPr>
+        <w:t xml:space="preserve"> HarmonyOS </w:t>
+      </w:r>
+      <w:r>
+        <w:rPr>
+          <w:rFonts w:hint="eastAsia" w:ascii="宋体" w:hAnsi="宋体" w:eastAsia="宋体"/>
+          <w:sz w:val="22"/>
+        </w:rPr>
+        <w:t xml:space="preserve">国产系统，融入科技自立自强素养。本课为后续探索智能“小眼睛”（视觉感知）、“小耳朵”（语音交互）奠定工具基础。</w:t>
+      </w:r>
+    </w:p>
+    <w:bookmarkEnd w:id="9"/>
+    <w:bookmarkStart w:id="10" w:name="_二学情分析"/>
+    <w:p>
+      <w:pPr>
+        <w:pStyle w:val="2"/>
+        <w:spacing w:before="200" w:after="80" w:line="312" w:lineRule="auto"/>
+        <w:ind w:firstLine="0"/>
+        <w:jc w:val="left"/>
+      </w:pPr>
+      <w:r>
+        <w:rPr>
+          <w:rFonts w:hint="eastAsia" w:ascii="黑体" w:hAnsi="黑体" w:eastAsia="黑体"/>
+          <w:b/>
+          <w:color w:val="2E1F5E"/>
+          <w:sz w:val="26"/>
+        </w:rPr>
+        <w:t xml:space="preserve">二、学情分析</w:t>
+      </w:r>
+    </w:p>
+    <w:p>
+      <w:pPr>
+        <w:pStyle w:val="FirstParagraph"/>
+        <w:spacing w:before="0" w:after="80" w:line="331" w:lineRule="auto"/>
+        <w:ind w:firstLine="440" w:left="0"/>
+      </w:pPr>
+      <w:r>
+        <w:rPr>
+          <w:rFonts w:hint="eastAsia" w:ascii="宋体" w:hAnsi="宋体" w:eastAsia="宋体"/>
+          <w:sz w:val="22"/>
+        </w:rPr>
+        <w:t xml:space="preserve">三年级学生刚迈入机房，普遍具有极强的好奇心与动手欲，但认知多停留在“电脑能看视频打游戏”的娱乐层面，缺乏对信息处理本质的理性认识。</w:t>
+      </w:r>
+      <w:r>
+        <w:rPr>
+          <w:rFonts w:ascii="宋体" w:hAnsi="宋体" w:eastAsia="宋体"/>
+          <w:sz w:val="22"/>
+        </w:rPr>
         <w:br/>
+      </w:r>
+      <w:r>
+        <w:rPr>
+          <w:rFonts w:hint="eastAsia" w:ascii="宋体" w:hAnsi="宋体" w:eastAsia="宋体"/>
+          <w:sz w:val="22"/>
+        </w:rPr>
+        <w:t xml:space="preserve">针对浙教版概念密度大、软硬件术语对三年级偏难的特点，本课在“一人一机”机房环境下搭建三大实战支架：</w:t>
+      </w:r>
+      <w:r>
+        <w:rPr>
+          <w:rFonts w:ascii="宋体" w:hAnsi="宋体" w:eastAsia="宋体"/>
+          <w:sz w:val="22"/>
+        </w:rPr>
+        <w:t xml:space="preserve"> </w:t>
+      </w:r>
+      <w:r>
+        <w:rPr>
+          <w:rFonts w:ascii="宋体" w:hAnsi="宋体" w:eastAsia="宋体"/>
+          <w:sz w:val="22"/>
+        </w:rPr>
+        <w:t xml:space="preserve">-</w:t>
+      </w:r>
+      <w:r>
+        <w:rPr>
+          <w:rFonts w:ascii="宋体" w:hAnsi="宋体" w:eastAsia="宋体"/>
+          <w:sz w:val="22"/>
+        </w:rPr>
+        <w:t xml:space="preserve"> </w:t>
+      </w:r>
+      <w:r>
+        <w:rPr>
+          <w:rFonts w:hint="eastAsia" w:ascii="宋体" w:hAnsi="宋体" w:eastAsia="宋体"/>
+          <w:b/>
+          <w:bCs/>
+          <w:sz w:val="22"/>
+        </w:rPr>
+        <w:t xml:space="preserve">生活通俗比喻</w:t>
+      </w:r>
+      <w:r>
+        <w:rPr>
+          <w:rFonts w:hint="eastAsia" w:ascii="宋体" w:hAnsi="宋体" w:eastAsia="宋体"/>
+          <w:sz w:val="22"/>
+        </w:rPr>
+        <w:t xml:space="preserve">：将抽象硬件拟人化为“人体器官”（CPU比作超级大脑、主板比作骨骼大桥、硬盘比作海量仓库、风扇比作降温空调）；</w:t>
+      </w:r>
+      <w:r>
+        <w:rPr>
+          <w:rFonts w:ascii="宋体" w:hAnsi="宋体" w:eastAsia="宋体"/>
+          <w:sz w:val="22"/>
+        </w:rPr>
+        <w:t xml:space="preserve"> </w:t>
+      </w:r>
+      <w:r>
+        <w:rPr>
+          <w:rFonts w:ascii="宋体" w:hAnsi="宋体" w:eastAsia="宋体"/>
+          <w:sz w:val="22"/>
+        </w:rPr>
+        <w:t xml:space="preserve">-</w:t>
+      </w:r>
+      <w:r>
+        <w:rPr>
+          <w:rFonts w:ascii="宋体" w:hAnsi="宋体" w:eastAsia="宋体"/>
+          <w:sz w:val="22"/>
+        </w:rPr>
+        <w:t xml:space="preserve"> </w:t>
+      </w:r>
+      <w:r>
+        <w:rPr>
+          <w:rFonts w:hint="eastAsia" w:ascii="宋体" w:hAnsi="宋体" w:eastAsia="宋体"/>
+          <w:b/>
+          <w:bCs/>
+          <w:sz w:val="22"/>
+        </w:rPr>
+        <w:t xml:space="preserve">操作顺口溜与动作模仿</w:t>
+      </w:r>
+      <w:r>
+        <w:rPr>
+          <w:rFonts w:hint="eastAsia" w:ascii="宋体" w:hAnsi="宋体" w:eastAsia="宋体"/>
+          <w:sz w:val="22"/>
+        </w:rPr>
+        <w:t xml:space="preserve">：将鼠标双击难点提炼为“小啄木鸟轻敲”动作口诀，直击手滑与误按卡点；</w:t>
+      </w:r>
+      <w:r>
+        <w:rPr>
+          <w:rFonts w:ascii="宋体" w:hAnsi="宋体" w:eastAsia="宋体"/>
+          <w:sz w:val="22"/>
+        </w:rPr>
+        <w:t xml:space="preserve"> </w:t>
+      </w:r>
+      <w:r>
+        <w:rPr>
+          <w:rFonts w:ascii="宋体" w:hAnsi="宋体" w:eastAsia="宋体"/>
+          <w:sz w:val="22"/>
+        </w:rPr>
+        <w:t xml:space="preserve">-</w:t>
+      </w:r>
+      <w:r>
+        <w:rPr>
+          <w:rFonts w:ascii="宋体" w:hAnsi="宋体" w:eastAsia="宋体"/>
+          <w:sz w:val="22"/>
+        </w:rPr>
+        <w:t xml:space="preserve"> </w:t>
+      </w:r>
+      <w:r>
+        <w:rPr>
+          <w:rFonts w:hint="eastAsia" w:ascii="宋体" w:hAnsi="宋体" w:eastAsia="宋体"/>
+          <w:b/>
+          <w:bCs/>
+          <w:sz w:val="22"/>
+        </w:rPr>
+        <w:t xml:space="preserve">任务驱动与边讲边练</w:t>
+      </w:r>
+      <w:r>
+        <w:rPr>
+          <w:rFonts w:hint="eastAsia" w:ascii="宋体" w:hAnsi="宋体" w:eastAsia="宋体"/>
+          <w:sz w:val="22"/>
+        </w:rPr>
+        <w:t xml:space="preserve">：摒弃传统“先干讲半节、最后才上机”的脱节模式，每一个微概念立即对应手边电脑的实际观察与操作。</w:t>
+      </w:r>
+    </w:p>
+    <w:bookmarkEnd w:id="10"/>
+    <w:bookmarkStart w:id="11" w:name="_三教学目标"/>
+    <w:p>
+      <w:pPr>
+        <w:pStyle w:val="2"/>
+        <w:spacing w:before="200" w:after="80" w:line="312" w:lineRule="auto"/>
+        <w:ind w:firstLine="0"/>
+        <w:jc w:val="left"/>
+      </w:pPr>
+      <w:r>
+        <w:rPr>
+          <w:rFonts w:hint="eastAsia" w:ascii="黑体" w:hAnsi="黑体" w:eastAsia="黑体"/>
+          <w:b/>
+          <w:color w:val="2E1F5E"/>
+          <w:sz w:val="26"/>
+        </w:rPr>
+        <w:t xml:space="preserve">三、教学目标</w:t>
+      </w:r>
+    </w:p>
+    <w:p>
+      <w:pPr>
+        <w:pStyle w:val="Compact"/>
+        <w:numPr>
+          <w:ilvl w:val="0"/>
+          <w:numId w:val="1001"/>
+        </w:numPr>
+        <w:spacing w:before="0" w:after="60" w:line="312" w:lineRule="auto"/>
+        <w:ind w:firstLine="0" w:left="280"/>
+      </w:pPr>
+      <w:r>
+        <w:rPr>
+          <w:rFonts w:hint="eastAsia" w:ascii="宋体" w:hAnsi="宋体" w:eastAsia="宋体"/>
+          <w:b/>
+          <w:bCs/>
+          <w:sz w:val="21"/>
+        </w:rPr>
+        <w:t xml:space="preserve">信息意识</w:t>
+      </w:r>
+      <w:r>
+        <w:rPr>
+          <w:rFonts w:hint="eastAsia" w:ascii="宋体" w:hAnsi="宋体" w:eastAsia="宋体"/>
+          <w:sz w:val="21"/>
+        </w:rPr>
+        <w:t xml:space="preserve">：能识别智能手机、测温枪、数显卡尺、道闸等常见信息工具，体会工具带来的高效率；了解我国自主可控</w:t>
+      </w:r>
+      <w:r>
+        <w:rPr>
+          <w:rFonts w:ascii="宋体" w:hAnsi="宋体" w:eastAsia="宋体"/>
+          <w:sz w:val="21"/>
+        </w:rPr>
+        <w:t xml:space="preserve"> openKylin </w:t>
+      </w:r>
+      <w:r>
+        <w:rPr>
+          <w:rFonts w:hint="eastAsia" w:ascii="宋体" w:hAnsi="宋体" w:eastAsia="宋体"/>
+          <w:sz w:val="21"/>
+        </w:rPr>
+        <w:t xml:space="preserve">与鸿蒙系统的重要意义。</w:t>
+      </w:r>
+    </w:p>
+    <w:p>
+      <w:pPr>
+        <w:pStyle w:val="Compact"/>
+        <w:numPr>
+          <w:ilvl w:val="0"/>
+          <w:numId w:val="1001"/>
+        </w:numPr>
+        <w:spacing w:before="0" w:after="60" w:line="312" w:lineRule="auto"/>
+        <w:ind w:firstLine="0" w:left="280"/>
+      </w:pPr>
+      <w:r>
+        <w:rPr>
+          <w:rFonts w:hint="eastAsia" w:ascii="宋体" w:hAnsi="宋体" w:eastAsia="宋体"/>
+          <w:b/>
+          <w:bCs/>
+          <w:sz w:val="21"/>
+        </w:rPr>
+        <w:t xml:space="preserve">计算思维</w:t>
+      </w:r>
+      <w:r>
+        <w:rPr>
+          <w:rFonts w:hint="eastAsia" w:ascii="宋体" w:hAnsi="宋体" w:eastAsia="宋体"/>
+          <w:sz w:val="21"/>
+        </w:rPr>
+        <w:t xml:space="preserve">：通过主机箱硬件角色对应，初步建立“硬件是身躯骨骼、软件驱动协同”的系统观念。</w:t>
+      </w:r>
+    </w:p>
+    <w:p>
+      <w:pPr>
+        <w:pStyle w:val="Compact"/>
+        <w:numPr>
+          <w:ilvl w:val="0"/>
+          <w:numId w:val="1001"/>
+        </w:numPr>
+        <w:spacing w:before="0" w:after="60" w:line="312" w:lineRule="auto"/>
+        <w:ind w:firstLine="0" w:left="280"/>
+      </w:pPr>
+      <w:r>
+        <w:rPr>
+          <w:rFonts w:hint="eastAsia" w:ascii="宋体" w:hAnsi="宋体" w:eastAsia="宋体"/>
+          <w:b/>
+          <w:bCs/>
+          <w:sz w:val="21"/>
+        </w:rPr>
+        <w:t xml:space="preserve">数字化学习与创新</w:t>
+      </w:r>
+      <w:r>
+        <w:rPr>
+          <w:rFonts w:hint="eastAsia" w:ascii="宋体" w:hAnsi="宋体" w:eastAsia="宋体"/>
+          <w:sz w:val="21"/>
+        </w:rPr>
+        <w:t xml:space="preserve">：规范掌握鼠标标准握姿与左键单双击、右键、滚轮操作，能在文本编辑软件中用主键盘区键入姓名拼音。</w:t>
+      </w:r>
+    </w:p>
+    <w:p>
+      <w:pPr>
+        <w:pStyle w:val="Compact"/>
+        <w:numPr>
+          <w:ilvl w:val="0"/>
+          <w:numId w:val="1001"/>
+        </w:numPr>
+        <w:spacing w:before="0" w:after="60" w:line="312" w:lineRule="auto"/>
+        <w:ind w:firstLine="0" w:left="280"/>
+      </w:pPr>
+      <w:r>
+        <w:rPr>
+          <w:rFonts w:hint="eastAsia" w:ascii="宋体" w:hAnsi="宋体" w:eastAsia="宋体"/>
+          <w:b/>
+          <w:bCs/>
+          <w:sz w:val="21"/>
+        </w:rPr>
+        <w:t xml:space="preserve">信息社会责任</w:t>
+      </w:r>
+      <w:r>
+        <w:rPr>
+          <w:rFonts w:hint="eastAsia" w:ascii="宋体" w:hAnsi="宋体" w:eastAsia="宋体"/>
+          <w:sz w:val="21"/>
+        </w:rPr>
+        <w:t xml:space="preserve">：自觉遵守机房行为守则，爱护公共设备，养成规范关机（【开始】➔【关机】）与工位整理的好习惯。</w:t>
+      </w:r>
+    </w:p>
+    <w:bookmarkEnd w:id="11"/>
+    <w:bookmarkStart w:id="12" w:name="_四教学重点"/>
+    <w:p>
+      <w:pPr>
+        <w:pStyle w:val="2"/>
+        <w:spacing w:before="200" w:after="80" w:line="312" w:lineRule="auto"/>
+        <w:ind w:firstLine="0"/>
+        <w:jc w:val="left"/>
+      </w:pPr>
+      <w:r>
+        <w:rPr>
+          <w:rFonts w:hint="eastAsia" w:ascii="黑体" w:hAnsi="黑体" w:eastAsia="黑体"/>
+          <w:b/>
+          <w:color w:val="2E1F5E"/>
+          <w:sz w:val="26"/>
+        </w:rPr>
+        <w:t xml:space="preserve">四、教学重点</w:t>
+      </w:r>
+    </w:p>
+    <w:p>
+      <w:pPr>
+        <w:pStyle w:val="FirstParagraph"/>
+        <w:spacing w:before="0" w:after="80" w:line="331" w:lineRule="auto"/>
+        <w:ind w:firstLine="440" w:left="0"/>
+      </w:pPr>
+      <w:r>
+        <w:rPr>
+          <w:rFonts w:hint="eastAsia" w:ascii="宋体" w:hAnsi="宋体" w:eastAsia="宋体"/>
+          <w:sz w:val="22"/>
+        </w:rPr>
+        <w:t xml:space="preserve">认识常见信息处理工具及其功能；认识计算机内部</w:t>
+      </w:r>
+      <w:r>
+        <w:rPr>
+          <w:rFonts w:ascii="宋体" w:hAnsi="宋体" w:eastAsia="宋体"/>
+          <w:sz w:val="22"/>
+        </w:rPr>
+        <w:t xml:space="preserve"> </w:t>
+      </w:r>
+      <w:r>
+        <w:rPr>
+          <w:rFonts w:hint="eastAsia" w:ascii="宋体" w:hAnsi="宋体" w:eastAsia="宋体"/>
+          <w:sz w:val="22"/>
+        </w:rPr>
+        <w:t xml:space="preserve">CPU、主板、硬盘、风扇等核心构件。</w:t>
+      </w:r>
+    </w:p>
+    <w:bookmarkEnd w:id="12"/>
+    <w:bookmarkStart w:id="13" w:name="_五教学难点"/>
+    <w:p>
+      <w:pPr>
+        <w:pStyle w:val="2"/>
+        <w:spacing w:before="200" w:after="80" w:line="312" w:lineRule="auto"/>
+        <w:ind w:firstLine="0"/>
+        <w:jc w:val="left"/>
+      </w:pPr>
+      <w:r>
+        <w:rPr>
+          <w:rFonts w:hint="eastAsia" w:ascii="黑体" w:hAnsi="黑体" w:eastAsia="黑体"/>
+          <w:b/>
+          <w:color w:val="2E1F5E"/>
+          <w:sz w:val="26"/>
+        </w:rPr>
+        <w:t xml:space="preserve">五、教学难点</w:t>
+      </w:r>
+    </w:p>
+    <w:p>
+      <w:pPr>
+        <w:pStyle w:val="FirstParagraph"/>
+        <w:spacing w:before="0" w:after="80" w:line="331" w:lineRule="auto"/>
+        <w:ind w:firstLine="440" w:left="0"/>
+      </w:pPr>
+      <w:r>
+        <w:rPr>
+          <w:rFonts w:hint="eastAsia" w:ascii="宋体" w:hAnsi="宋体" w:eastAsia="宋体"/>
+          <w:sz w:val="22"/>
+        </w:rPr>
+        <w:t xml:space="preserve">规范掌握鼠标标准握持与快速双击启动技巧（克服误按与长按）；初步理解自主可控软硬件对信息安全的保障意义。</w:t>
+      </w:r>
+    </w:p>
+    <w:bookmarkEnd w:id="13"/>
+    <w:bookmarkStart w:id="14" w:name="_六教学过程"/>
+    <w:p>
+      <w:pPr>
+        <w:pStyle w:val="2"/>
+        <w:spacing w:before="200" w:after="80" w:line="312" w:lineRule="auto"/>
+        <w:ind w:firstLine="0"/>
+        <w:jc w:val="left"/>
+      </w:pPr>
+      <w:r>
+        <w:rPr>
+          <w:rFonts w:hint="eastAsia" w:ascii="黑体" w:hAnsi="黑体" w:eastAsia="黑体"/>
+          <w:b/>
+          <w:color w:val="2E1F5E"/>
+          <w:sz w:val="26"/>
+        </w:rPr>
+        <w:t xml:space="preserve">六、教学过程</w:t>
       </w:r>
     </w:p>
     <w:tbl>
       <w:tblPr>
         <w:tblStyle w:val="Table"/>
         <w:tblW w:type="pct" w:w="5000"/>
+        <w:jc w:val="center"/>
         <w:tblLayout w:type="fixed"/>
         <w:tblLook w:firstRow="1" w:lastRow="0" w:firstColumn="0" w:lastColumn="0" w:noHBand="0" w:noVBand="0" w:val="0020"/>
+        <w:tblBorders>
+          <w:top w:val="single" w:sz="4" w:space="0" w:color="B0B0B0"/>
+          <w:left w:val="single" w:sz="4" w:space="0" w:color="B0B0B0"/>
+          <w:bottom w:val="single" w:sz="4" w:space="0" w:color="B0B0B0"/>
+          <w:right w:val="single" w:sz="4" w:space="0" w:color="B0B0B0"/>
+          <w:insideH w:val="single" w:sz="4" w:space="0" w:color="C8C8C8"/>
+          <w:insideV w:val="single" w:sz="4" w:space="0" w:color="C8C8C8"/>
+        </w:tblBorders>
+        <w:tblCellMar>
+          <w:top w:w="120" w:type="dxa"/>
+          <w:bottom w:w="120" w:type="dxa"/>
+          <w:left w:w="160" w:type="dxa"/>
+          <w:right w:w="160" w:type="dxa"/>
+        </w:tblCellMar>
       </w:tblPr>
       <w:tblGrid>
-        <w:gridCol w:w="733"/>
-        <w:gridCol w:w="3006"/>
-        <w:gridCol w:w="2713"/>
-        <w:gridCol w:w="1466"/>
+        <w:gridCol w:w="887"/>
+        <w:gridCol w:w="3345"/>
+        <w:gridCol w:w="2321"/>
+        <w:gridCol w:w="1365"/>
       </w:tblGrid>
       <w:tr>
         <w:trPr>
           <w:tblHeader w:val="on"/>
         </w:trPr>
         <w:tc>
-          <w:tcPr/>
+          <w:tcPr>
+            <w:vAlign w:val="center"/>
+            <w:shd w:fill="E9EDF4"/>
+          </w:tcPr>
           <w:p>
             <w:pPr>
               <w:pStyle w:val="Compact"/>
+              <w:spacing w:before="20" w:after="20" w:line="300" w:lineRule="auto"/>
+              <w:ind w:firstLine="0"/>
               <w:jc w:val="left"/>
             </w:pPr>
             <w:r>
               <w:rPr>
-                <w:rFonts w:hint="eastAsia"/>
+                <w:rFonts w:hint="eastAsia" w:ascii="黑体" w:hAnsi="黑体" w:eastAsia="黑体"/>
+                <w:b/>
+                <w:sz w:val="20"/>
               </w:rPr>
               <w:t xml:space="preserve">教学环节</w:t>
             </w:r>
           </w:p>
         </w:tc>
         <w:tc>
-          <w:tcPr/>
+          <w:tcPr>
+            <w:vAlign w:val="center"/>
+            <w:shd w:fill="E9EDF4"/>
+          </w:tcPr>
           <w:p>
             <w:pPr>
               <w:pStyle w:val="Compact"/>
+              <w:spacing w:before="20" w:after="20" w:line="300" w:lineRule="auto"/>
+              <w:ind w:firstLine="0"/>
               <w:jc w:val="left"/>
             </w:pPr>
             <w:r>
               <w:rPr>
-                <w:rFonts w:hint="eastAsia"/>
+                <w:rFonts w:hint="eastAsia" w:ascii="黑体" w:hAnsi="黑体" w:eastAsia="黑体"/>
+                <w:b/>
+                <w:sz w:val="20"/>
               </w:rPr>
               <w:t xml:space="preserve">教师活动</w:t>
             </w:r>
           </w:p>
         </w:tc>
         <w:tc>
-          <w:tcPr/>
+          <w:tcPr>
+            <w:vAlign w:val="center"/>
+            <w:shd w:fill="E9EDF4"/>
+          </w:tcPr>
           <w:p>
             <w:pPr>
               <w:pStyle w:val="Compact"/>
+              <w:spacing w:before="20" w:after="20" w:line="300" w:lineRule="auto"/>
+              <w:ind w:firstLine="0"/>
               <w:jc w:val="left"/>
             </w:pPr>
             <w:r>
               <w:rPr>
-                <w:rFonts w:hint="eastAsia"/>
+                <w:rFonts w:hint="eastAsia" w:ascii="黑体" w:hAnsi="黑体" w:eastAsia="黑体"/>
+                <w:b/>
+                <w:sz w:val="20"/>
               </w:rPr>
               <w:t xml:space="preserve">学生活动</w:t>
+            </w:r>
+            <w:r>
+              <w:rPr>
+                <w:rFonts w:ascii="黑体" w:hAnsi="黑体" w:eastAsia="黑体"/>
+                <w:b/>
+                <w:sz w:val="20"/>
+              </w:rPr>
+              <w:t xml:space="preserve"> </w:t>
+            </w:r>
+            <w:r>
+              <w:rPr>
+                <w:rFonts w:hint="eastAsia" w:ascii="黑体" w:hAnsi="黑体" w:eastAsia="黑体"/>
+                <w:b/>
+                <w:sz w:val="20"/>
+              </w:rPr>
+              <w:t xml:space="preserve">(一人一机)</w:t>
             </w:r>
           </w:p>
         </w:tc>
         <w:tc>
-          <w:tcPr/>
+          <w:tcPr>
+            <w:vAlign w:val="center"/>
+            <w:shd w:fill="E9EDF4"/>
+          </w:tcPr>
           <w:p>
             <w:pPr>
               <w:pStyle w:val="Compact"/>
+              <w:spacing w:before="20" w:after="20" w:line="300" w:lineRule="auto"/>
+              <w:ind w:firstLine="0"/>
               <w:jc w:val="left"/>
             </w:pPr>
             <w:r>
               <w:rPr>
-                <w:rFonts w:hint="eastAsia"/>
+                <w:rFonts w:hint="eastAsia" w:ascii="黑体" w:hAnsi="黑体" w:eastAsia="黑体"/>
+                <w:b/>
+                <w:sz w:val="20"/>
               </w:rPr>
               <w:t xml:space="preserve">设计意图</w:t>
             </w:r>
@@ -590,1882 +887,1861 @@
       </w:tr>
       <w:tr>
         <w:tc>
-          <w:tcPr/>
+          <w:tcPr>
+            <w:vAlign w:val="center"/>
+            <w:shd w:fill="FAFAFC"/>
+          </w:tcPr>
           <w:p>
             <w:pPr>
               <w:pStyle w:val="Compact"/>
+              <w:spacing w:before="20" w:after="20" w:line="300" w:lineRule="auto"/>
+              <w:ind w:firstLine="0"/>
               <w:jc w:val="left"/>
             </w:pPr>
             <w:r>
               <w:rPr>
-                <w:rFonts w:hint="eastAsia"/>
+                <w:rFonts w:hint="eastAsia" w:ascii="宋体" w:hAnsi="宋体" w:eastAsia="宋体"/>
                 <w:b/>
                 <w:bCs/>
-              </w:rPr>
-              <w:t xml:space="preserve">导入新课</w:t>
+                <w:sz w:val="20"/>
+              </w:rPr>
+              <w:t xml:space="preserve">一、情境激趣</w:t>
+            </w:r>
+            <w:r>
+              <w:rPr>
+                <w:rFonts w:ascii="宋体" w:hAnsi="宋体" w:eastAsia="宋体"/>
+                <w:sz w:val="20"/>
+              </w:rPr>
+              <w:br/>
+            </w:r>
+            <w:r>
+              <w:rPr>
+                <w:rFonts w:hint="eastAsia" w:ascii="宋体" w:hAnsi="宋体" w:eastAsia="宋体"/>
+                <w:b/>
+                <w:bCs/>
+                <w:sz w:val="20"/>
+              </w:rPr>
+              <w:t xml:space="preserve">引出课题</w:t>
+            </w:r>
+            <w:r>
+              <w:rPr>
+                <w:rFonts w:ascii="宋体" w:hAnsi="宋体" w:eastAsia="宋体"/>
+                <w:sz w:val="20"/>
+              </w:rPr>
+              <w:br/>
+            </w:r>
+            <w:r>
+              <w:rPr>
+                <w:rFonts w:hint="eastAsia" w:ascii="宋体" w:hAnsi="宋体" w:eastAsia="宋体"/>
+                <w:b/>
+                <w:bCs/>
+                <w:sz w:val="20"/>
+              </w:rPr>
+              <w:t xml:space="preserve">(4分钟)</w:t>
             </w:r>
           </w:p>
         </w:tc>
         <w:tc>
-          <w:tcPr/>
+          <w:tcPr>
+            <w:vAlign w:val="center"/>
+          </w:tcPr>
           <w:p>
             <w:pPr>
               <w:pStyle w:val="Compact"/>
+              <w:spacing w:before="20" w:after="20" w:line="300" w:lineRule="auto"/>
+              <w:ind w:firstLine="0"/>
               <w:jc w:val="left"/>
             </w:pPr>
             <w:r>
-              <w:t xml:space="preserve">1.</w:t>
-            </w:r>
-            <w:r>
+              <w:rPr>
+                <w:rFonts w:ascii="宋体" w:hAnsi="宋体" w:eastAsia="宋体"/>
+                <w:sz w:val="20"/>
+              </w:rPr>
+              <w:t xml:space="preserve">1. </w:t>
+            </w:r>
+            <w:r>
+              <w:rPr>
+                <w:rFonts w:hint="eastAsia" w:ascii="宋体" w:hAnsi="宋体" w:eastAsia="宋体"/>
+                <w:sz w:val="20"/>
+              </w:rPr>
+              <w:t xml:space="preserve">出示晨间入校测温、刷脸道闸实景，提问有哪些工具在协助记录出勤。</w:t>
+            </w:r>
+            <w:r>
+              <w:rPr>
+                <w:rFonts w:ascii="宋体" w:hAnsi="宋体" w:eastAsia="宋体"/>
+                <w:sz w:val="20"/>
+              </w:rPr>
+              <w:br/>
+            </w:r>
+            <w:r>
+              <w:rPr>
+                <w:rFonts w:ascii="宋体" w:hAnsi="宋体" w:eastAsia="宋体"/>
+                <w:sz w:val="20"/>
+              </w:rPr>
+              <w:t xml:space="preserve">2. </w:t>
+            </w:r>
+            <w:r>
+              <w:rPr>
+                <w:rFonts w:hint="eastAsia" w:ascii="宋体" w:hAnsi="宋体" w:eastAsia="宋体"/>
+                <w:sz w:val="20"/>
+              </w:rPr>
+              <w:t xml:space="preserve">展示国产</w:t>
+            </w:r>
+            <w:r>
+              <w:rPr>
+                <w:rFonts w:ascii="宋体" w:hAnsi="宋体" w:eastAsia="宋体"/>
+                <w:sz w:val="20"/>
+              </w:rPr>
+              <w:t xml:space="preserve"> openKylin </w:t>
+            </w:r>
+            <w:r>
+              <w:rPr>
+                <w:rFonts w:hint="eastAsia" w:ascii="宋体" w:hAnsi="宋体" w:eastAsia="宋体"/>
+                <w:sz w:val="20"/>
+              </w:rPr>
+              <w:t xml:space="preserve">与鸿蒙桌面，引出操作系统“大管家”概念。</w:t>
+            </w:r>
+            <w:r>
+              <w:rPr>
+                <w:rFonts w:ascii="宋体" w:hAnsi="宋体" w:eastAsia="宋体"/>
+                <w:sz w:val="20"/>
+              </w:rPr>
+              <w:br/>
+            </w:r>
+            <w:r>
+              <w:rPr>
+                <w:rFonts w:ascii="宋体" w:hAnsi="宋体" w:eastAsia="宋体"/>
+                <w:sz w:val="20"/>
+              </w:rPr>
+              <w:t xml:space="preserve">3. </w:t>
+            </w:r>
+            <w:r>
+              <w:rPr>
+                <w:rFonts w:hint="eastAsia" w:ascii="宋体" w:hAnsi="宋体" w:eastAsia="宋体"/>
+                <w:sz w:val="20"/>
+              </w:rPr>
+              <w:t xml:space="preserve">揭示并板书课题《第3课</w:t>
+            </w:r>
+            <w:r>
+              <w:rPr>
+                <w:rFonts w:ascii="宋体" w:hAnsi="宋体" w:eastAsia="宋体"/>
+                <w:sz w:val="20"/>
+              </w:rPr>
               <w:t xml:space="preserve"> </w:t>
             </w:r>
             <w:r>
               <w:rPr>
-                <w:rFonts w:hint="eastAsia"/>
-                <w:b/>
-                <w:bCs/>
-              </w:rPr>
-              <w:t xml:space="preserve">情境激趣（身边的得力助手）</w:t>
-            </w:r>
-            <w:r>
-              <w:rPr>
-                <w:rFonts w:hint="eastAsia"/>
-              </w:rPr>
-              <w:t xml:space="preserve">：</w:t>
-            </w:r>
-            <w:r>
-              <w:br/>
-            </w:r>
-            <w:r>
-              <w:t xml:space="preserve">- </w:t>
-            </w:r>
-            <w:r>
-              <w:rPr>
-                <w:rFonts w:hint="eastAsia"/>
-              </w:rPr>
-              <w:t xml:space="preserve">出示课本第9页主题图：智能手机、平板电脑、数码相机、录音设备。</w:t>
-            </w:r>
-            <w:r>
-              <w:br/>
-            </w:r>
-            <w:r>
-              <w:t xml:space="preserve">- </w:t>
-            </w:r>
-            <w:r>
-              <w:rPr>
-                <w:rFonts w:hint="eastAsia"/>
-              </w:rPr>
-              <w:t xml:space="preserve">提问：“每天早晨走进校园、走入教室，有哪些工具在悄悄帮助我们处理各种信息？”</w:t>
-            </w:r>
-            <w:r>
-              <w:br/>
-            </w:r>
-            <w:r>
-              <w:t xml:space="preserve">2.</w:t>
-            </w:r>
-            <w:r>
-              <w:t xml:space="preserve"> </w:t>
-            </w:r>
-            <w:r>
-              <w:rPr>
-                <w:rFonts w:hint="eastAsia"/>
-                <w:b/>
-                <w:bCs/>
-              </w:rPr>
-              <w:t xml:space="preserve">观察图示与思考</w:t>
-            </w:r>
-            <w:r>
-              <w:rPr>
-                <w:rFonts w:hint="eastAsia"/>
-              </w:rPr>
-              <w:t xml:space="preserve">：</w:t>
-            </w:r>
-            <w:r>
-              <w:br/>
-            </w:r>
-            <w:r>
-              <w:t xml:space="preserve">- </w:t>
-            </w:r>
-            <w:r>
-              <w:rPr>
-                <w:rFonts w:hint="eastAsia"/>
-              </w:rPr>
-              <w:t xml:space="preserve">展示两张醒目的操作系统桌面图：</w:t>
-            </w:r>
-            <w:r>
-              <w:rPr>
-                <w:rFonts w:hint="eastAsia"/>
-                <w:b/>
-                <w:bCs/>
-              </w:rPr>
-              <w:t xml:space="preserve">openKylin（开放麒麟）计算机操作系统</w:t>
-            </w:r>
-            <w:r>
-              <w:t xml:space="preserve"> </w:t>
-            </w:r>
-            <w:r>
-              <w:rPr>
-                <w:rFonts w:hint="eastAsia"/>
-              </w:rPr>
-              <w:t xml:space="preserve">与</w:t>
-            </w:r>
-            <w:r>
-              <w:t xml:space="preserve"> </w:t>
-            </w:r>
-            <w:r>
-              <w:rPr>
-                <w:rFonts w:hint="eastAsia"/>
-                <w:b/>
-                <w:bCs/>
-              </w:rPr>
-              <w:t xml:space="preserve">HarmonyOS（鸿蒙）手机操作系统</w:t>
-            </w:r>
-            <w:r>
-              <w:t xml:space="preserve">。</w:t>
-            </w:r>
-            <w:r>
-              <w:br/>
-            </w:r>
-            <w:r>
-              <w:t xml:space="preserve">- </w:t>
-            </w:r>
-            <w:r>
-              <w:rPr>
-                <w:rFonts w:hint="eastAsia"/>
-              </w:rPr>
-              <w:t xml:space="preserve">启发：“除了我们看得见的手机屏幕和电脑外壳，屏幕里面运行的‘大脑管家’是什么？”引出操作系统的概念。</w:t>
-            </w:r>
-            <w:r>
-              <w:br/>
-            </w:r>
-            <w:r>
-              <w:t xml:space="preserve">3.</w:t>
-            </w:r>
-            <w:r>
-              <w:t xml:space="preserve"> </w:t>
-            </w:r>
-            <w:r>
-              <w:rPr>
-                <w:rFonts w:hint="eastAsia"/>
-                <w:b/>
-                <w:bCs/>
-              </w:rPr>
-              <w:t xml:space="preserve">揭示课题</w:t>
-            </w:r>
-            <w:r>
-              <w:rPr>
-                <w:rFonts w:hint="eastAsia"/>
-              </w:rPr>
-              <w:t xml:space="preserve">：</w:t>
-            </w:r>
-            <w:r>
-              <w:br/>
-            </w:r>
-            <w:r>
-              <w:t xml:space="preserve">- </w:t>
-            </w:r>
-            <w:r>
-              <w:rPr>
-                <w:rFonts w:hint="eastAsia"/>
-              </w:rPr>
-              <w:t xml:space="preserve">顺势导入：“工欲善其事，必先利其器。今天我们就一起来探秘人类智慧的结晶——第3课《了解信息处理工具》！”</w:t>
+                <w:rFonts w:hint="eastAsia" w:ascii="宋体" w:hAnsi="宋体" w:eastAsia="宋体"/>
+                <w:sz w:val="20"/>
+              </w:rPr>
+              <w:t xml:space="preserve">了解信息处理工具》。</w:t>
             </w:r>
           </w:p>
         </w:tc>
         <w:tc>
-          <w:tcPr/>
+          <w:tcPr>
+            <w:vAlign w:val="center"/>
+          </w:tcPr>
           <w:p>
             <w:pPr>
               <w:pStyle w:val="Compact"/>
+              <w:spacing w:before="20" w:after="20" w:line="300" w:lineRule="auto"/>
+              <w:ind w:firstLine="0"/>
               <w:jc w:val="left"/>
             </w:pPr>
             <w:r>
+              <w:rPr>
+                <w:rFonts w:ascii="宋体" w:hAnsi="宋体" w:eastAsia="宋体"/>
+                <w:sz w:val="20"/>
+              </w:rPr>
               <w:t xml:space="preserve">1. </w:t>
             </w:r>
             <w:r>
               <w:rPr>
-                <w:rFonts w:hint="eastAsia"/>
-              </w:rPr>
-              <w:t xml:space="preserve">观察大屏幕，结合上学与居家日常，踊跃发言列举（智能手机测温、平板打卡、相机拍照留念等）。</w:t>
-            </w:r>
-            <w:r>
+                <w:rFonts w:hint="eastAsia" w:ascii="宋体" w:hAnsi="宋体" w:eastAsia="宋体"/>
+                <w:sz w:val="20"/>
+              </w:rPr>
+              <w:t xml:space="preserve">观察生活情境，踊跃举例（测温枪、道闸等）。</w:t>
+            </w:r>
+            <w:r>
+              <w:rPr>
+                <w:rFonts w:ascii="宋体" w:hAnsi="宋体" w:eastAsia="宋体"/>
+                <w:sz w:val="20"/>
+              </w:rPr>
               <w:br/>
             </w:r>
             <w:r>
+              <w:rPr>
+                <w:rFonts w:ascii="宋体" w:hAnsi="宋体" w:eastAsia="宋体"/>
+                <w:sz w:val="20"/>
+              </w:rPr>
               <w:t xml:space="preserve">2. </w:t>
             </w:r>
             <w:r>
               <w:rPr>
-                <w:rFonts w:hint="eastAsia"/>
-              </w:rPr>
-              <w:t xml:space="preserve">观察国产麒麟与鸿蒙系统界面，在教师引导下认识到设备内部还有“操作系统”在调度管理一切。</w:t>
-            </w:r>
-            <w:r>
-              <w:br/>
-            </w:r>
-            <w:r>
-              <w:t xml:space="preserve">3. </w:t>
-            </w:r>
-            <w:r>
-              <w:rPr>
-                <w:rFonts w:hint="eastAsia"/>
-              </w:rPr>
-              <w:t xml:space="preserve">明确本课学习目标：认识常见信息处理工具、解密计算机组成、学会用计算机解决问题。</w:t>
+                <w:rFonts w:hint="eastAsia" w:ascii="宋体" w:hAnsi="宋体" w:eastAsia="宋体"/>
+                <w:sz w:val="20"/>
+              </w:rPr>
+              <w:t xml:space="preserve">初步感知软硬件分工，明确本课通关目标。</w:t>
             </w:r>
           </w:p>
         </w:tc>
         <w:tc>
-          <w:tcPr/>
+          <w:tcPr>
+            <w:vAlign w:val="center"/>
+          </w:tcPr>
           <w:p>
             <w:pPr>
               <w:pStyle w:val="Compact"/>
+              <w:spacing w:before="20" w:after="20" w:line="300" w:lineRule="auto"/>
+              <w:ind w:firstLine="0"/>
               <w:jc w:val="left"/>
             </w:pPr>
             <w:r>
               <w:rPr>
-                <w:rFonts w:hint="eastAsia"/>
-              </w:rPr>
-              <w:t xml:space="preserve">通过课本原版图示唤醒真实生活经验，巧妙引入国产操作系统</w:t>
-            </w:r>
-            <w:r>
-              <w:t xml:space="preserve"> openKylin </w:t>
-            </w:r>
-            <w:r>
-              <w:rPr>
-                <w:rFonts w:hint="eastAsia"/>
-              </w:rPr>
-              <w:t xml:space="preserve">与</w:t>
-            </w:r>
-            <w:r>
-              <w:t xml:space="preserve"> </w:t>
-            </w:r>
-            <w:r>
-              <w:rPr>
-                <w:rFonts w:hint="eastAsia"/>
-              </w:rPr>
-              <w:t xml:space="preserve">HarmonyOS，激发学生的爱国热情与探索求知欲，自然切入本课主题。</w:t>
+                <w:rFonts w:hint="eastAsia" w:ascii="宋体" w:hAnsi="宋体" w:eastAsia="宋体"/>
+                <w:sz w:val="20"/>
+              </w:rPr>
+              <w:t xml:space="preserve">依托晨间真实场景切入，以生活设问调动经验，自然引出课题与国产系统。</w:t>
             </w:r>
           </w:p>
         </w:tc>
       </w:tr>
       <w:tr>
         <w:tc>
-          <w:tcPr/>
+          <w:tcPr>
+            <w:vAlign w:val="center"/>
+            <w:shd w:fill="FAFAFC"/>
+          </w:tcPr>
           <w:p>
             <w:pPr>
               <w:pStyle w:val="Compact"/>
+              <w:spacing w:before="20" w:after="20" w:line="300" w:lineRule="auto"/>
+              <w:ind w:firstLine="0"/>
               <w:jc w:val="left"/>
             </w:pPr>
             <w:r>
               <w:rPr>
-                <w:rFonts w:hint="eastAsia"/>
+                <w:rFonts w:hint="eastAsia" w:ascii="宋体" w:hAnsi="宋体" w:eastAsia="宋体"/>
                 <w:b/>
                 <w:bCs/>
-              </w:rPr>
-              <w:t xml:space="preserve">讲授新课</w:t>
+                <w:sz w:val="20"/>
+              </w:rPr>
+              <w:t xml:space="preserve">二、对比探究</w:t>
+            </w:r>
+            <w:r>
+              <w:rPr>
+                <w:rFonts w:ascii="宋体" w:hAnsi="宋体" w:eastAsia="宋体"/>
+                <w:sz w:val="20"/>
+              </w:rPr>
+              <w:br/>
+            </w:r>
+            <w:r>
+              <w:rPr>
+                <w:rFonts w:hint="eastAsia" w:ascii="宋体" w:hAnsi="宋体" w:eastAsia="宋体"/>
+                <w:b/>
+                <w:bCs/>
+                <w:sz w:val="20"/>
+              </w:rPr>
+              <w:t xml:space="preserve">认识常见工具</w:t>
+            </w:r>
+            <w:r>
+              <w:rPr>
+                <w:rFonts w:ascii="宋体" w:hAnsi="宋体" w:eastAsia="宋体"/>
+                <w:sz w:val="20"/>
+              </w:rPr>
+              <w:br/>
+            </w:r>
+            <w:r>
+              <w:rPr>
+                <w:rFonts w:hint="eastAsia" w:ascii="宋体" w:hAnsi="宋体" w:eastAsia="宋体"/>
+                <w:b/>
+                <w:bCs/>
+                <w:sz w:val="20"/>
+              </w:rPr>
+              <w:t xml:space="preserve">(8分钟)</w:t>
             </w:r>
           </w:p>
         </w:tc>
         <w:tc>
-          <w:tcPr/>
+          <w:tcPr>
+            <w:vAlign w:val="center"/>
+          </w:tcPr>
           <w:p>
             <w:pPr>
               <w:pStyle w:val="Compact"/>
+              <w:spacing w:before="20" w:after="20" w:line="300" w:lineRule="auto"/>
+              <w:ind w:firstLine="0"/>
               <w:jc w:val="left"/>
             </w:pPr>
             <w:r>
-              <w:t xml:space="preserve">1.</w:t>
-            </w:r>
-            <w:r>
-              <w:t xml:space="preserve"> </w:t>
-            </w:r>
-            <w:r>
-              <w:rPr>
-                <w:rFonts w:hint="eastAsia"/>
-                <w:b/>
-                <w:bCs/>
-              </w:rPr>
-              <w:t xml:space="preserve">第一站：认识常见的信息处理工具（课本P10）</w:t>
-            </w:r>
-            <w:r>
-              <w:rPr>
-                <w:rFonts w:hint="eastAsia"/>
-              </w:rPr>
-              <w:t xml:space="preserve">：</w:t>
-            </w:r>
-            <w:r>
+              <w:rPr>
+                <w:rFonts w:ascii="宋体" w:hAnsi="宋体" w:eastAsia="宋体"/>
+                <w:sz w:val="20"/>
+              </w:rPr>
+              <w:t xml:space="preserve">1. </w:t>
+            </w:r>
+            <w:r>
+              <w:rPr>
+                <w:rFonts w:hint="eastAsia" w:ascii="宋体" w:hAnsi="宋体" w:eastAsia="宋体"/>
+                <w:sz w:val="20"/>
+              </w:rPr>
+              <w:t xml:space="preserve">出示测温枪、数显卡尺、智能道闸、计算机</w:t>
+            </w:r>
+            <w:r>
+              <w:rPr>
+                <w:rFonts w:ascii="宋体" w:hAnsi="宋体" w:eastAsia="宋体"/>
+                <w:sz w:val="20"/>
+              </w:rPr>
+              <w:t xml:space="preserve"> 4 </w:t>
+            </w:r>
+            <w:r>
+              <w:rPr>
+                <w:rFonts w:hint="eastAsia" w:ascii="宋体" w:hAnsi="宋体" w:eastAsia="宋体"/>
+                <w:sz w:val="20"/>
+              </w:rPr>
+              <w:t xml:space="preserve">种工具。</w:t>
+            </w:r>
+            <w:r>
+              <w:rPr>
+                <w:rFonts w:ascii="宋体" w:hAnsi="宋体" w:eastAsia="宋体"/>
+                <w:sz w:val="20"/>
+              </w:rPr>
               <w:br/>
             </w:r>
             <w:r>
-              <w:t xml:space="preserve">- </w:t>
-            </w:r>
-            <w:r>
-              <w:rPr>
-                <w:rFonts w:hint="eastAsia"/>
-              </w:rPr>
-              <w:t xml:space="preserve">出示课本四大典型工具图示：</w:t>
-            </w:r>
-            <w:r>
+              <w:rPr>
+                <w:rFonts w:ascii="宋体" w:hAnsi="宋体" w:eastAsia="宋体"/>
+                <w:sz w:val="20"/>
+              </w:rPr>
+              <w:t xml:space="preserve">2. </w:t>
+            </w:r>
+            <w:r>
+              <w:rPr>
+                <w:rFonts w:hint="eastAsia" w:ascii="宋体" w:hAnsi="宋体" w:eastAsia="宋体"/>
+                <w:sz w:val="20"/>
+              </w:rPr>
+              <w:t xml:space="preserve">启发对比：为什么车间测零件用数显卡尺而不用普通尺？点拨其高效精准特点。</w:t>
+            </w:r>
+            <w:r>
+              <w:rPr>
+                <w:rFonts w:ascii="宋体" w:hAnsi="宋体" w:eastAsia="宋体"/>
+                <w:sz w:val="20"/>
+              </w:rPr>
               <w:br/>
             </w:r>
             <w:r>
-              <w:t xml:space="preserve"> </w:t>
-            </w:r>
-            <w:r>
-              <w:t xml:space="preserve">·</w:t>
-            </w:r>
-            <w:r>
-              <w:t xml:space="preserve"> </w:t>
-            </w:r>
-            <w:r>
-              <w:rPr>
-                <w:rFonts w:hint="eastAsia"/>
-                <w:b/>
-                <w:bCs/>
-              </w:rPr>
-              <w:t xml:space="preserve">测温枪</w:t>
-            </w:r>
-            <w:r>
-              <w:rPr>
-                <w:rFonts w:hint="eastAsia"/>
-              </w:rPr>
-              <w:t xml:space="preserve">：快速非接触红外测温，守护健康第一线；</w:t>
-            </w:r>
-            <w:r>
-              <w:br/>
-            </w:r>
-            <w:r>
-              <w:t xml:space="preserve"> </w:t>
-            </w:r>
-            <w:r>
-              <w:t xml:space="preserve">·</w:t>
-            </w:r>
-            <w:r>
-              <w:t xml:space="preserve"> </w:t>
-            </w:r>
-            <w:r>
-              <w:rPr>
-                <w:rFonts w:hint="eastAsia"/>
-                <w:b/>
-                <w:bCs/>
-              </w:rPr>
-              <w:t xml:space="preserve">数字测量工具（数显卡尺）</w:t>
-            </w:r>
-            <w:r>
-              <w:rPr>
-                <w:rFonts w:hint="eastAsia"/>
-              </w:rPr>
-              <w:t xml:space="preserve">：数字液晶屏直显微米级尺寸，精准高效不用眯眼看刻度；</w:t>
-            </w:r>
-            <w:r>
-              <w:br/>
-            </w:r>
-            <w:r>
-              <w:t xml:space="preserve"> </w:t>
-            </w:r>
-            <w:r>
-              <w:t xml:space="preserve">·</w:t>
-            </w:r>
-            <w:r>
-              <w:t xml:space="preserve"> </w:t>
-            </w:r>
-            <w:r>
-              <w:rPr>
-                <w:rFonts w:hint="eastAsia"/>
-                <w:b/>
-                <w:bCs/>
-              </w:rPr>
-              <w:t xml:space="preserve">道闸系统</w:t>
-            </w:r>
-            <w:r>
-              <w:rPr>
-                <w:rFonts w:hint="eastAsia"/>
-              </w:rPr>
-              <w:t xml:space="preserve">：人脸识别与刷卡感应，秒级通行记录人员出入；</w:t>
-            </w:r>
-            <w:r>
-              <w:br/>
-            </w:r>
-            <w:r>
-              <w:t xml:space="preserve"> </w:t>
-            </w:r>
-            <w:r>
-              <w:t xml:space="preserve">·</w:t>
-            </w:r>
-            <w:r>
-              <w:t xml:space="preserve"> </w:t>
-            </w:r>
-            <w:r>
-              <w:rPr>
-                <w:rFonts w:hint="eastAsia"/>
-                <w:b/>
-                <w:bCs/>
-              </w:rPr>
-              <w:t xml:space="preserve">计算机</w:t>
-            </w:r>
-            <w:r>
-              <w:rPr>
-                <w:rFonts w:hint="eastAsia"/>
-              </w:rPr>
-              <w:t xml:space="preserve">：多功能全能信息处理大师。</w:t>
-            </w:r>
-            <w:r>
-              <w:br/>
-            </w:r>
-            <w:r>
-              <w:t xml:space="preserve">- </w:t>
-            </w:r>
-            <w:r>
-              <w:rPr>
-                <w:rFonts w:hint="eastAsia"/>
-              </w:rPr>
-              <w:t xml:space="preserve">提问：“利用好这些信息处理工具，为什么能够事半功倍？”引导学生对比传统人工方式的慢与累。</w:t>
-            </w:r>
-            <w:r>
-              <w:br/>
-            </w:r>
-            <w:r>
-              <w:t xml:space="preserve">-</w:t>
-            </w:r>
-            <w:r>
-              <w:t xml:space="preserve"> </w:t>
-            </w:r>
-            <w:r>
-              <w:rPr>
-                <w:rFonts w:hint="eastAsia"/>
-                <w:b/>
-                <w:bCs/>
-              </w:rPr>
-              <w:t xml:space="preserve">渗透小知识</w:t>
-            </w:r>
-            <w:r>
-              <w:rPr>
-                <w:rFonts w:hint="eastAsia"/>
-              </w:rPr>
-              <w:t xml:space="preserve">：介绍“自主可控技术”——就像自己家的大门钥匙必须握在自己手中一样，采用我国自主可控的软硬件芯片与系统，能从根本上为国家和个人筑牢安全屏障。</w:t>
-            </w:r>
-            <w:r>
-              <w:br/>
-            </w:r>
-            <w:r>
-              <w:br/>
-            </w:r>
-            <w:r>
-              <w:t xml:space="preserve">2.</w:t>
-            </w:r>
-            <w:r>
-              <w:t xml:space="preserve"> </w:t>
-            </w:r>
-            <w:r>
-              <w:rPr>
-                <w:rFonts w:hint="eastAsia"/>
-                <w:b/>
-                <w:bCs/>
-              </w:rPr>
-              <w:t xml:space="preserve">第二站：解密全能大师——认识计算机（课本P11）</w:t>
-            </w:r>
-            <w:r>
-              <w:rPr>
-                <w:rFonts w:hint="eastAsia"/>
-              </w:rPr>
-              <w:t xml:space="preserve">：</w:t>
-            </w:r>
-            <w:r>
-              <w:br/>
-            </w:r>
-            <w:r>
-              <w:t xml:space="preserve">- </w:t>
-            </w:r>
-            <w:r>
-              <w:rPr>
-                <w:rFonts w:hint="eastAsia"/>
-              </w:rPr>
-              <w:t xml:space="preserve">讲解概念：通常将组成计算机的各种物理设备统称为</w:t>
-            </w:r>
-            <w:r>
-              <w:rPr>
-                <w:rFonts w:hint="eastAsia"/>
-                <w:b/>
-                <w:bCs/>
-              </w:rPr>
-              <w:t xml:space="preserve">硬件</w:t>
-            </w:r>
-            <w:r>
-              <w:rPr>
-                <w:rFonts w:hint="eastAsia"/>
-              </w:rPr>
-              <w:t xml:space="preserve">，各种程序和数据统称为</w:t>
-            </w:r>
-            <w:r>
-              <w:rPr>
-                <w:rFonts w:hint="eastAsia"/>
-                <w:b/>
-                <w:bCs/>
-              </w:rPr>
-              <w:t xml:space="preserve">软件</w:t>
-            </w:r>
-            <w:r>
-              <w:rPr>
-                <w:rFonts w:hint="eastAsia"/>
-              </w:rPr>
-              <w:t xml:space="preserve">。“硬件是骨骼身躯，软件是思想灵魂，只有安装了各种各样的软件，计算机才具备强大的功能。”</w:t>
-            </w:r>
-            <w:r>
-              <w:br/>
-            </w:r>
-            <w:r>
-              <w:t xml:space="preserve">-</w:t>
-            </w:r>
-            <w:r>
-              <w:t xml:space="preserve"> </w:t>
-            </w:r>
-            <w:r>
-              <w:rPr>
-                <w:rFonts w:hint="eastAsia"/>
-                <w:b/>
-                <w:bCs/>
-              </w:rPr>
-              <w:t xml:space="preserve">机箱内部大解密（7大核心构件）</w:t>
-            </w:r>
-            <w:r>
-              <w:rPr>
-                <w:rFonts w:hint="eastAsia"/>
-              </w:rPr>
-              <w:t xml:space="preserve">：</w:t>
-            </w:r>
-            <w:r>
-              <w:br/>
-            </w:r>
-            <w:r>
-              <w:t xml:space="preserve"> </w:t>
-            </w:r>
-            <w:r>
-              <w:rPr>
-                <w:rFonts w:hint="eastAsia"/>
-              </w:rPr>
-              <w:t xml:space="preserve">出示课本计算机内部结构透视图，逐一形象化拆解讲解：</w:t>
-            </w:r>
-            <w:r>
-              <w:br/>
-            </w:r>
-            <w:r>
-              <w:t xml:space="preserve"> </w:t>
-            </w:r>
-            <w:r>
-              <w:t xml:space="preserve">①</w:t>
-            </w:r>
-            <w:r>
-              <w:t xml:space="preserve"> </w:t>
-            </w:r>
-            <w:r>
-              <w:rPr>
-                <w:rFonts w:hint="eastAsia"/>
-                <w:b/>
-                <w:bCs/>
-              </w:rPr>
-              <w:t xml:space="preserve">主板</w:t>
-            </w:r>
-            <w:r>
-              <w:rPr>
-                <w:rFonts w:hint="eastAsia"/>
-              </w:rPr>
-              <w:t xml:space="preserve">：四通八达的高速公路，连接所有部件；</w:t>
-            </w:r>
-            <w:r>
-              <w:br/>
-            </w:r>
-            <w:r>
-              <w:t xml:space="preserve"> </w:t>
-            </w:r>
-            <w:r>
-              <w:t xml:space="preserve">②</w:t>
-            </w:r>
-            <w:r>
-              <w:t xml:space="preserve"> </w:t>
-            </w:r>
-            <w:r>
-              <w:rPr>
-                <w:rFonts w:hint="eastAsia"/>
-                <w:b/>
-                <w:bCs/>
-              </w:rPr>
-              <w:t xml:space="preserve">CPU（中央处理器）</w:t>
-            </w:r>
-            <w:r>
-              <w:rPr>
-                <w:rFonts w:hint="eastAsia"/>
-              </w:rPr>
-              <w:t xml:space="preserve">：核心大脑，负责超高速运算与发号施令；</w:t>
-            </w:r>
-            <w:r>
-              <w:br/>
-            </w:r>
-            <w:r>
-              <w:t xml:space="preserve"> </w:t>
-            </w:r>
-            <w:r>
-              <w:t xml:space="preserve">③</w:t>
-            </w:r>
-            <w:r>
-              <w:t xml:space="preserve"> </w:t>
-            </w:r>
-            <w:r>
-              <w:rPr>
-                <w:rFonts w:hint="eastAsia"/>
-                <w:b/>
-                <w:bCs/>
-              </w:rPr>
-              <w:t xml:space="preserve">风扇</w:t>
-            </w:r>
-            <w:r>
-              <w:rPr>
-                <w:rFonts w:hint="eastAsia"/>
-              </w:rPr>
-              <w:t xml:space="preserve">：强力散热空调，保障电脑冷静运行；</w:t>
-            </w:r>
-            <w:r>
-              <w:br/>
-            </w:r>
-            <w:r>
-              <w:t xml:space="preserve"> </w:t>
-            </w:r>
-            <w:r>
-              <w:t xml:space="preserve">④</w:t>
-            </w:r>
-            <w:r>
-              <w:t xml:space="preserve"> </w:t>
-            </w:r>
-            <w:r>
-              <w:rPr>
-                <w:rFonts w:hint="eastAsia"/>
-                <w:b/>
-                <w:bCs/>
-              </w:rPr>
-              <w:t xml:space="preserve">电源</w:t>
-            </w:r>
-            <w:r>
-              <w:rPr>
-                <w:rFonts w:hint="eastAsia"/>
-              </w:rPr>
-              <w:t xml:space="preserve">：能量心脏，将电能平稳输送给各个部件；</w:t>
-            </w:r>
-            <w:r>
-              <w:br/>
-            </w:r>
-            <w:r>
-              <w:t xml:space="preserve"> </w:t>
-            </w:r>
-            <w:r>
-              <w:t xml:space="preserve">⑤</w:t>
-            </w:r>
-            <w:r>
-              <w:t xml:space="preserve"> </w:t>
-            </w:r>
-            <w:r>
-              <w:rPr>
-                <w:rFonts w:hint="eastAsia"/>
-                <w:b/>
-                <w:bCs/>
-              </w:rPr>
-              <w:t xml:space="preserve">内存</w:t>
-            </w:r>
-            <w:r>
-              <w:rPr>
-                <w:rFonts w:hint="eastAsia"/>
-              </w:rPr>
-              <w:t xml:space="preserve">：临时高速工作台，存放正在运行的数据；</w:t>
-            </w:r>
-            <w:r>
-              <w:br/>
-            </w:r>
-            <w:r>
-              <w:t xml:space="preserve"> </w:t>
-            </w:r>
-            <w:r>
-              <w:t xml:space="preserve">⑥</w:t>
-            </w:r>
-            <w:r>
-              <w:t xml:space="preserve"> </w:t>
-            </w:r>
-            <w:r>
-              <w:rPr>
-                <w:rFonts w:hint="eastAsia"/>
-                <w:b/>
-                <w:bCs/>
-              </w:rPr>
-              <w:t xml:space="preserve">硬盘</w:t>
-            </w:r>
-            <w:r>
-              <w:rPr>
-                <w:rFonts w:hint="eastAsia"/>
-              </w:rPr>
-              <w:t xml:space="preserve">：超大记忆仓库，永久存储照片、文件与软件；</w:t>
-            </w:r>
-            <w:r>
-              <w:br/>
-            </w:r>
-            <w:r>
-              <w:t xml:space="preserve"> </w:t>
-            </w:r>
-            <w:r>
-              <w:t xml:space="preserve">⑦</w:t>
-            </w:r>
-            <w:r>
-              <w:t xml:space="preserve"> </w:t>
-            </w:r>
-            <w:r>
-              <w:rPr>
-                <w:rFonts w:hint="eastAsia"/>
-                <w:b/>
-                <w:bCs/>
-              </w:rPr>
-              <w:t xml:space="preserve">显卡</w:t>
-            </w:r>
-            <w:r>
-              <w:rPr>
-                <w:rFonts w:hint="eastAsia"/>
-              </w:rPr>
-              <w:t xml:space="preserve">：超级画师，负责把数据转换成精美画面呈现在显示器上。</w:t>
-            </w:r>
-            <w:r>
-              <w:br/>
-            </w:r>
-            <w:r>
-              <w:br/>
-            </w:r>
-            <w:r>
-              <w:t xml:space="preserve">3.</w:t>
-            </w:r>
-            <w:r>
-              <w:t xml:space="preserve"> </w:t>
-            </w:r>
-            <w:r>
-              <w:rPr>
-                <w:rFonts w:hint="eastAsia"/>
-                <w:b/>
-                <w:bCs/>
-              </w:rPr>
-              <w:t xml:space="preserve">第三站：计算机的五大应用领域（课本P11）</w:t>
-            </w:r>
-            <w:r>
-              <w:rPr>
-                <w:rFonts w:hint="eastAsia"/>
-              </w:rPr>
-              <w:t xml:space="preserve">：</w:t>
-            </w:r>
-            <w:r>
-              <w:br/>
-            </w:r>
-            <w:r>
-              <w:t xml:space="preserve">- </w:t>
-            </w:r>
-            <w:r>
-              <w:rPr>
-                <w:rFonts w:hint="eastAsia"/>
-              </w:rPr>
-              <w:t xml:space="preserve">结合课本插图展开全景视野：</w:t>
-            </w:r>
-            <w:r>
-              <w:br/>
-            </w:r>
-            <w:r>
-              <w:t xml:space="preserve"> </w:t>
-            </w:r>
-            <w:r>
-              <w:t xml:space="preserve">·</w:t>
-            </w:r>
-            <w:r>
-              <w:t xml:space="preserve"> </w:t>
-            </w:r>
-            <w:r>
-              <w:rPr>
-                <w:rFonts w:hint="eastAsia"/>
-                <w:b/>
-                <w:bCs/>
-              </w:rPr>
-              <w:t xml:space="preserve">信息管理</w:t>
-            </w:r>
-            <w:r>
-              <w:rPr>
-                <w:rFonts w:hint="eastAsia"/>
-              </w:rPr>
-              <w:t xml:space="preserve">：图书借阅自动检索、大数据办公同步；</w:t>
-            </w:r>
-            <w:r>
-              <w:br/>
-            </w:r>
-            <w:r>
-              <w:t xml:space="preserve"> </w:t>
-            </w:r>
-            <w:r>
-              <w:t xml:space="preserve">·</w:t>
-            </w:r>
-            <w:r>
-              <w:t xml:space="preserve"> </w:t>
-            </w:r>
-            <w:r>
-              <w:rPr>
-                <w:rFonts w:hint="eastAsia"/>
-                <w:b/>
-                <w:bCs/>
-              </w:rPr>
-              <w:t xml:space="preserve">过程控制（智慧农场）</w:t>
-            </w:r>
-            <w:r>
-              <w:rPr>
-                <w:rFonts w:hint="eastAsia"/>
-              </w:rPr>
-              <w:t xml:space="preserve">：传感器监控土壤湿度，自动控制喷灌与无人机施肥；</w:t>
-            </w:r>
-            <w:r>
-              <w:br/>
-            </w:r>
-            <w:r>
-              <w:t xml:space="preserve"> </w:t>
-            </w:r>
-            <w:r>
-              <w:t xml:space="preserve">·</w:t>
-            </w:r>
-            <w:r>
-              <w:t xml:space="preserve"> </w:t>
-            </w:r>
-            <w:r>
-              <w:rPr>
-                <w:rFonts w:hint="eastAsia"/>
-                <w:b/>
-                <w:bCs/>
-              </w:rPr>
-              <w:t xml:space="preserve">工业设计</w:t>
-            </w:r>
-            <w:r>
-              <w:rPr>
-                <w:rFonts w:hint="eastAsia"/>
-              </w:rPr>
-              <w:t xml:space="preserve">：工程师在电脑里使用3D软件精密建模飞机发动机；</w:t>
-            </w:r>
-            <w:r>
-              <w:br/>
-            </w:r>
-            <w:r>
-              <w:t xml:space="preserve"> </w:t>
-            </w:r>
-            <w:r>
-              <w:t xml:space="preserve">·</w:t>
-            </w:r>
-            <w:r>
-              <w:t xml:space="preserve"> </w:t>
-            </w:r>
-            <w:r>
-              <w:rPr>
-                <w:rFonts w:hint="eastAsia"/>
-                <w:b/>
-                <w:bCs/>
-              </w:rPr>
-              <w:t xml:space="preserve">科学计算</w:t>
-            </w:r>
-            <w:r>
-              <w:rPr>
-                <w:b/>
-                <w:bCs/>
-              </w:rPr>
-              <w:t xml:space="preserve"> &amp; </w:t>
-            </w:r>
-            <w:r>
-              <w:rPr>
-                <w:rFonts w:hint="eastAsia"/>
-                <w:b/>
-                <w:bCs/>
-              </w:rPr>
-              <w:t xml:space="preserve">人工智能</w:t>
-            </w:r>
-            <w:r>
-              <w:rPr>
-                <w:rFonts w:hint="eastAsia"/>
-              </w:rPr>
-              <w:t xml:space="preserve">：超级计算机模拟台风路径，AI机器人智能对话辅助学习。</w:t>
+              <w:rPr>
+                <w:rFonts w:ascii="宋体" w:hAnsi="宋体" w:eastAsia="宋体"/>
+                <w:sz w:val="20"/>
+              </w:rPr>
+              <w:t xml:space="preserve">3. </w:t>
+            </w:r>
+            <w:r>
+              <w:rPr>
+                <w:rFonts w:hint="eastAsia" w:ascii="宋体" w:hAnsi="宋体" w:eastAsia="宋体"/>
+                <w:sz w:val="20"/>
+              </w:rPr>
+              <w:t xml:space="preserve">指导学生完成导学单第一关（图文连线）。</w:t>
             </w:r>
           </w:p>
         </w:tc>
         <w:tc>
-          <w:tcPr/>
+          <w:tcPr>
+            <w:vAlign w:val="center"/>
+          </w:tcPr>
           <w:p>
             <w:pPr>
               <w:pStyle w:val="Compact"/>
+              <w:spacing w:before="20" w:after="20" w:line="300" w:lineRule="auto"/>
+              <w:ind w:firstLine="0"/>
               <w:jc w:val="left"/>
             </w:pPr>
             <w:r>
+              <w:rPr>
+                <w:rFonts w:ascii="宋体" w:hAnsi="宋体" w:eastAsia="宋体"/>
+                <w:sz w:val="20"/>
+              </w:rPr>
               <w:t xml:space="preserve">1. </w:t>
             </w:r>
             <w:r>
               <w:rPr>
-                <w:rFonts w:hint="eastAsia"/>
-              </w:rPr>
-              <w:t xml:space="preserve">仔细观察测温枪、数显卡尺、道闸和计算机，各抒己见讨论各工具的独特本领与应用场景。</w:t>
-            </w:r>
-            <w:r>
+                <w:rFonts w:hint="eastAsia" w:ascii="宋体" w:hAnsi="宋体" w:eastAsia="宋体"/>
+                <w:sz w:val="20"/>
+              </w:rPr>
+              <w:t xml:space="preserve">对比普通工具与专用信息工具，体会高效精准。</w:t>
+            </w:r>
+            <w:r>
+              <w:rPr>
+                <w:rFonts w:ascii="宋体" w:hAnsi="宋体" w:eastAsia="宋体"/>
+                <w:sz w:val="20"/>
+              </w:rPr>
               <w:br/>
             </w:r>
             <w:r>
+              <w:rPr>
+                <w:rFonts w:ascii="宋体" w:hAnsi="宋体" w:eastAsia="宋体"/>
+                <w:sz w:val="20"/>
+              </w:rPr>
               <w:t xml:space="preserve">2. </w:t>
             </w:r>
             <w:r>
               <w:rPr>
-                <w:rFonts w:hint="eastAsia"/>
-              </w:rPr>
-              <w:t xml:space="preserve">聆听“自主可控”小知识，明白核心技术必须自主研发，才能真正保障数据安全的深刻道理。</w:t>
-            </w:r>
-            <w:r>
-              <w:br/>
-            </w:r>
-            <w:r>
-              <w:t xml:space="preserve">3. </w:t>
-            </w:r>
-            <w:r>
-              <w:rPr>
-                <w:rFonts w:hint="eastAsia"/>
-              </w:rPr>
-              <w:t xml:space="preserve">专注观察计算机内部解剖图，在教师比喻中轻松理解主板、CPU、风扇、电源、内存、硬盘、显卡各自的分工职责，消除对主机箱的神秘感。</w:t>
-            </w:r>
-            <w:r>
-              <w:br/>
-            </w:r>
-            <w:r>
-              <w:t xml:space="preserve">4. </w:t>
-            </w:r>
-            <w:r>
-              <w:rPr>
-                <w:rFonts w:hint="eastAsia"/>
-              </w:rPr>
-              <w:t xml:space="preserve">观看智慧农场自动化灌溉与工业3D设计的实景视频片段，惊叹于计算机深入现代社会的方方面面。</w:t>
+                <w:rFonts w:hint="eastAsia" w:ascii="宋体" w:hAnsi="宋体" w:eastAsia="宋体"/>
+                <w:sz w:val="20"/>
+              </w:rPr>
+              <w:t xml:space="preserve">独立完成导学单第一关连线，同桌互核。</w:t>
             </w:r>
           </w:p>
         </w:tc>
         <w:tc>
-          <w:tcPr/>
+          <w:tcPr>
+            <w:vAlign w:val="center"/>
+          </w:tcPr>
           <w:p>
             <w:pPr>
               <w:pStyle w:val="Compact"/>
+              <w:spacing w:before="20" w:after="20" w:line="300" w:lineRule="auto"/>
+              <w:ind w:firstLine="0"/>
               <w:jc w:val="left"/>
             </w:pPr>
             <w:r>
               <w:rPr>
-                <w:rFonts w:hint="eastAsia"/>
-              </w:rPr>
-              <w:t xml:space="preserve">紧扣课本原图展开系统建构，从专用工具（测温/数显测量/道闸）过渡到通用计算机；采用拟人化比喻解构内部7大硬件，有效化解教学难点；融入国家自主可控育人目标。</w:t>
+                <w:rFonts w:hint="eastAsia" w:ascii="宋体" w:hAnsi="宋体" w:eastAsia="宋体"/>
+                <w:sz w:val="20"/>
+              </w:rPr>
+              <w:t xml:space="preserve">通过直观对比，建立专用信息工具感知，讲练即时融合。</w:t>
             </w:r>
           </w:p>
         </w:tc>
       </w:tr>
       <w:tr>
         <w:tc>
-          <w:tcPr/>
+          <w:tcPr>
+            <w:vAlign w:val="center"/>
+            <w:shd w:fill="FAFAFC"/>
+          </w:tcPr>
           <w:p>
             <w:pPr>
               <w:pStyle w:val="Compact"/>
+              <w:spacing w:before="20" w:after="20" w:line="300" w:lineRule="auto"/>
+              <w:ind w:firstLine="0"/>
               <w:jc w:val="left"/>
             </w:pPr>
             <w:r>
               <w:rPr>
-                <w:rFonts w:hint="eastAsia"/>
+                <w:rFonts w:hint="eastAsia" w:ascii="宋体" w:hAnsi="宋体" w:eastAsia="宋体"/>
                 <w:b/>
                 <w:bCs/>
-              </w:rPr>
-              <w:t xml:space="preserve">课堂练习</w:t>
+                <w:sz w:val="20"/>
+              </w:rPr>
+              <w:t xml:space="preserve">三、透视机箱</w:t>
+            </w:r>
+            <w:r>
+              <w:rPr>
+                <w:rFonts w:ascii="宋体" w:hAnsi="宋体" w:eastAsia="宋体"/>
+                <w:sz w:val="20"/>
+              </w:rPr>
+              <w:br/>
+            </w:r>
+            <w:r>
+              <w:rPr>
+                <w:rFonts w:hint="eastAsia" w:ascii="宋体" w:hAnsi="宋体" w:eastAsia="宋体"/>
+                <w:b/>
+                <w:bCs/>
+                <w:sz w:val="20"/>
+              </w:rPr>
+              <w:t xml:space="preserve">了解核心构件</w:t>
+            </w:r>
+            <w:r>
+              <w:rPr>
+                <w:rFonts w:ascii="宋体" w:hAnsi="宋体" w:eastAsia="宋体"/>
+                <w:sz w:val="20"/>
+              </w:rPr>
+              <w:br/>
+            </w:r>
+            <w:r>
+              <w:rPr>
+                <w:rFonts w:hint="eastAsia" w:ascii="宋体" w:hAnsi="宋体" w:eastAsia="宋体"/>
+                <w:b/>
+                <w:bCs/>
+                <w:sz w:val="20"/>
+              </w:rPr>
+              <w:t xml:space="preserve">(9分钟)</w:t>
             </w:r>
           </w:p>
         </w:tc>
         <w:tc>
-          <w:tcPr/>
+          <w:tcPr>
+            <w:vAlign w:val="center"/>
+          </w:tcPr>
           <w:p>
             <w:pPr>
               <w:pStyle w:val="Compact"/>
+              <w:spacing w:before="20" w:after="20" w:line="300" w:lineRule="auto"/>
+              <w:ind w:firstLine="0"/>
               <w:jc w:val="left"/>
             </w:pPr>
             <w:r>
-              <w:t xml:space="preserve">1.</w:t>
-            </w:r>
-            <w:r>
-              <w:t xml:space="preserve"> </w:t>
-            </w:r>
-            <w:r>
-              <w:rPr>
-                <w:rFonts w:hint="eastAsia"/>
-                <w:b/>
-                <w:bCs/>
-              </w:rPr>
-              <w:t xml:space="preserve">实操一：规范结识输入设备——鼠标与键盘（课本P12）</w:t>
-            </w:r>
-            <w:r>
-              <w:rPr>
-                <w:rFonts w:hint="eastAsia"/>
-              </w:rPr>
-              <w:t xml:space="preserve">：</w:t>
-            </w:r>
-            <w:r>
+              <w:rPr>
+                <w:rFonts w:ascii="宋体" w:hAnsi="宋体" w:eastAsia="宋体"/>
+                <w:sz w:val="20"/>
+              </w:rPr>
+              <w:t xml:space="preserve">1. </w:t>
+            </w:r>
+            <w:r>
+              <w:rPr>
+                <w:rFonts w:hint="eastAsia" w:ascii="宋体" w:hAnsi="宋体" w:eastAsia="宋体"/>
+                <w:sz w:val="20"/>
+              </w:rPr>
+              <w:t xml:space="preserve">结合桌上机箱与课件透视图，用通俗比喻拆解</w:t>
+            </w:r>
+            <w:r>
+              <w:rPr>
+                <w:rFonts w:ascii="宋体" w:hAnsi="宋体" w:eastAsia="宋体"/>
+                <w:sz w:val="20"/>
+              </w:rPr>
+              <w:t xml:space="preserve"> 4 </w:t>
+            </w:r>
+            <w:r>
+              <w:rPr>
+                <w:rFonts w:hint="eastAsia" w:ascii="宋体" w:hAnsi="宋体" w:eastAsia="宋体"/>
+                <w:sz w:val="20"/>
+              </w:rPr>
+              <w:t xml:space="preserve">大部件：</w:t>
+            </w:r>
+            <w:r>
+              <w:rPr>
+                <w:rFonts w:ascii="宋体" w:hAnsi="宋体" w:eastAsia="宋体"/>
+                <w:sz w:val="20"/>
+              </w:rPr>
               <w:br/>
             </w:r>
             <w:r>
+              <w:rPr>
+                <w:rFonts w:ascii="宋体" w:hAnsi="宋体" w:eastAsia="宋体"/>
+                <w:sz w:val="20"/>
+              </w:rPr>
               <w:t xml:space="preserve">- </w:t>
             </w:r>
             <w:r>
               <w:rPr>
-                <w:rFonts w:hint="eastAsia"/>
-              </w:rPr>
-              <w:t xml:space="preserve">指导学生就座观察电脑桌上的鼠标与键盘实物：</w:t>
-            </w:r>
-            <w:r>
+                <w:rFonts w:hint="eastAsia" w:ascii="宋体" w:hAnsi="宋体" w:eastAsia="宋体"/>
+                <w:sz w:val="20"/>
+              </w:rPr>
+              <w:t xml:space="preserve">CPU：超级大脑（负责高速运算与调度）；</w:t>
+            </w:r>
+            <w:r>
+              <w:rPr>
+                <w:rFonts w:ascii="宋体" w:hAnsi="宋体" w:eastAsia="宋体"/>
+                <w:sz w:val="20"/>
+              </w:rPr>
               <w:br/>
             </w:r>
             <w:r>
-              <w:t xml:space="preserve"> </w:t>
-            </w:r>
-            <w:r>
-              <w:t xml:space="preserve">·</w:t>
-            </w:r>
-            <w:r>
-              <w:t xml:space="preserve"> </w:t>
-            </w:r>
-            <w:r>
-              <w:rPr>
-                <w:rFonts w:hint="eastAsia"/>
-                <w:b/>
-                <w:bCs/>
-              </w:rPr>
-              <w:t xml:space="preserve">鼠标解密</w:t>
-            </w:r>
-            <w:r>
-              <w:rPr>
-                <w:rFonts w:hint="eastAsia"/>
-              </w:rPr>
-              <w:t xml:space="preserve">：学习课本标准手势（手掌自然覆于鼠标上方，食指放在</w:t>
-            </w:r>
-            <w:r>
-              <w:rPr>
-                <w:rFonts w:hint="eastAsia"/>
-                <w:b/>
-                <w:bCs/>
-              </w:rPr>
-              <w:t xml:space="preserve">左键</w:t>
-            </w:r>
-            <w:r>
-              <w:rPr>
-                <w:rFonts w:hint="eastAsia"/>
-              </w:rPr>
-              <w:t xml:space="preserve">，中指放在</w:t>
-            </w:r>
-            <w:r>
-              <w:rPr>
-                <w:rFonts w:hint="eastAsia"/>
-                <w:b/>
-                <w:bCs/>
-              </w:rPr>
-              <w:t xml:space="preserve">右键</w:t>
-            </w:r>
-            <w:r>
-              <w:rPr>
-                <w:rFonts w:hint="eastAsia"/>
-              </w:rPr>
-              <w:t xml:space="preserve">，食指轻轻拨动中间的</w:t>
-            </w:r>
-            <w:r>
-              <w:rPr>
-                <w:rFonts w:hint="eastAsia"/>
-                <w:b/>
-                <w:bCs/>
-              </w:rPr>
-              <w:t xml:space="preserve">滚轮</w:t>
-            </w:r>
-            <w:r>
-              <w:rPr>
-                <w:rFonts w:hint="eastAsia"/>
-              </w:rPr>
-              <w:t xml:space="preserve">）。示范左键单击（选中）、双击（打开程序）、右键单击（弹出菜单）、滚轮滑动（页面上下翻阅）。</w:t>
-            </w:r>
-            <w:r>
+              <w:rPr>
+                <w:rFonts w:ascii="宋体" w:hAnsi="宋体" w:eastAsia="宋体"/>
+                <w:sz w:val="20"/>
+              </w:rPr>
+              <w:t xml:space="preserve">- </w:t>
+            </w:r>
+            <w:r>
+              <w:rPr>
+                <w:rFonts w:hint="eastAsia" w:ascii="宋体" w:hAnsi="宋体" w:eastAsia="宋体"/>
+                <w:sz w:val="20"/>
+              </w:rPr>
+              <w:t xml:space="preserve">主板：电路大桥（连接各部件传输信号）；</w:t>
+            </w:r>
+            <w:r>
+              <w:rPr>
+                <w:rFonts w:ascii="宋体" w:hAnsi="宋体" w:eastAsia="宋体"/>
+                <w:sz w:val="20"/>
+              </w:rPr>
               <w:br/>
             </w:r>
             <w:r>
-              <w:t xml:space="preserve"> </w:t>
-            </w:r>
-            <w:r>
-              <w:t xml:space="preserve">·</w:t>
-            </w:r>
-            <w:r>
-              <w:t xml:space="preserve"> </w:t>
-            </w:r>
-            <w:r>
-              <w:rPr>
-                <w:rFonts w:hint="eastAsia"/>
-                <w:b/>
-                <w:bCs/>
-              </w:rPr>
-              <w:t xml:space="preserve">键盘解密</w:t>
-            </w:r>
-            <w:r>
-              <w:rPr>
-                <w:rFonts w:hint="eastAsia"/>
-              </w:rPr>
-              <w:t xml:space="preserve">：认识主键盘区字母键、空格键与回车键。</w:t>
-            </w:r>
-            <w:r>
+              <w:rPr>
+                <w:rFonts w:ascii="宋体" w:hAnsi="宋体" w:eastAsia="宋体"/>
+                <w:sz w:val="20"/>
+              </w:rPr>
+              <w:t xml:space="preserve">- </w:t>
+            </w:r>
+            <w:r>
+              <w:rPr>
+                <w:rFonts w:hint="eastAsia" w:ascii="宋体" w:hAnsi="宋体" w:eastAsia="宋体"/>
+                <w:sz w:val="20"/>
+              </w:rPr>
+              <w:t xml:space="preserve">硬盘：海量仓库（永久存储数据）；</w:t>
+            </w:r>
+            <w:r>
+              <w:rPr>
+                <w:rFonts w:ascii="宋体" w:hAnsi="宋体" w:eastAsia="宋体"/>
+                <w:sz w:val="20"/>
+              </w:rPr>
               <w:br/>
             </w:r>
             <w:r>
+              <w:rPr>
+                <w:rFonts w:ascii="宋体" w:hAnsi="宋体" w:eastAsia="宋体"/>
+                <w:sz w:val="20"/>
+              </w:rPr>
               <w:t xml:space="preserve">- </w:t>
             </w:r>
             <w:r>
               <w:rPr>
-                <w:rFonts w:hint="eastAsia"/>
-              </w:rPr>
-              <w:t xml:space="preserve">学生在写字板或文本编辑软件中完成实机操作：敲入名字拼音与座号。</w:t>
-            </w:r>
-            <w:r>
+                <w:rFonts w:hint="eastAsia" w:ascii="宋体" w:hAnsi="宋体" w:eastAsia="宋体"/>
+                <w:sz w:val="20"/>
+              </w:rPr>
+              <w:t xml:space="preserve">风扇：降温空调（强力散热降温）。</w:t>
+            </w:r>
+            <w:r>
+              <w:rPr>
+                <w:rFonts w:ascii="宋体" w:hAnsi="宋体" w:eastAsia="宋体"/>
+                <w:sz w:val="20"/>
+              </w:rPr>
               <w:br/>
             </w:r>
             <w:r>
+              <w:rPr>
+                <w:rFonts w:ascii="宋体" w:hAnsi="宋体" w:eastAsia="宋体"/>
+                <w:sz w:val="20"/>
+              </w:rPr>
+              <w:t xml:space="preserve">2. </w:t>
+            </w:r>
+            <w:r>
+              <w:rPr>
+                <w:rFonts w:hint="eastAsia" w:ascii="宋体" w:hAnsi="宋体" w:eastAsia="宋体"/>
+                <w:sz w:val="20"/>
+              </w:rPr>
+              <w:t xml:space="preserve">启发设问：只有铁盒子硬件能工作吗？引导理解软硬件协同与自主可控意义。</w:t>
+            </w:r>
+            <w:r>
+              <w:rPr>
+                <w:rFonts w:ascii="宋体" w:hAnsi="宋体" w:eastAsia="宋体"/>
+                <w:sz w:val="20"/>
+              </w:rPr>
               <w:br/>
             </w:r>
             <w:r>
-              <w:t xml:space="preserve">2.</w:t>
-            </w:r>
-            <w:r>
-              <w:t xml:space="preserve"> </w:t>
-            </w:r>
-            <w:r>
-              <w:rPr>
-                <w:rFonts w:hint="eastAsia"/>
-                <w:b/>
-                <w:bCs/>
-              </w:rPr>
-              <w:t xml:space="preserve">实操二：生活应用大搜索与填空表达（课本P12“试一试”）</w:t>
-            </w:r>
-            <w:r>
-              <w:rPr>
-                <w:rFonts w:hint="eastAsia"/>
-              </w:rPr>
-              <w:t xml:space="preserve">：</w:t>
-            </w:r>
-            <w:r>
-              <w:br/>
-            </w:r>
-            <w:r>
-              <w:t xml:space="preserve">- </w:t>
-            </w:r>
-            <w:r>
-              <w:rPr>
-                <w:rFonts w:hint="eastAsia"/>
-              </w:rPr>
-              <w:t xml:space="preserve">引导学生在浏览器中打开搜索页面，以“计算机的应用”为关键词浏览发现。</w:t>
-            </w:r>
-            <w:r>
-              <w:br/>
-            </w:r>
-            <w:r>
-              <w:t xml:space="preserve">- </w:t>
-            </w:r>
-            <w:r>
-              <w:rPr>
-                <w:rFonts w:hint="eastAsia"/>
-              </w:rPr>
-              <w:t xml:space="preserve">完成导学单上的经典句式仿写与交流：</w:t>
-            </w:r>
-            <w:r>
-              <w:br/>
-            </w:r>
-            <w:r>
-              <w:t xml:space="preserve"> </w:t>
-            </w:r>
-            <w:r>
-              <w:t xml:space="preserve">· </w:t>
-            </w:r>
-            <w:r>
-              <w:rPr>
-                <w:rFonts w:hint="eastAsia"/>
-              </w:rPr>
-              <w:t xml:space="preserve">在</w:t>
-            </w:r>
-            <w:r>
-              <w:t xml:space="preserve"> </w:t>
-            </w:r>
-            <w:r>
-              <w:rPr>
-                <w:rFonts w:hint="eastAsia"/>
-                <w:b/>
-                <w:bCs/>
-              </w:rPr>
-              <w:t xml:space="preserve">商店</w:t>
-            </w:r>
-            <w:r>
-              <w:t xml:space="preserve"> </w:t>
-            </w:r>
-            <w:r>
-              <w:rPr>
-                <w:rFonts w:hint="eastAsia"/>
-              </w:rPr>
-              <w:t xml:space="preserve">，我看见</w:t>
-            </w:r>
-            <w:r>
-              <w:t xml:space="preserve"> </w:t>
-            </w:r>
-            <w:r>
-              <w:rPr>
-                <w:rFonts w:hint="eastAsia"/>
-                <w:b/>
-                <w:bCs/>
-              </w:rPr>
-              <w:t xml:space="preserve">收银员用计算机结账收银</w:t>
-            </w:r>
-            <w:r>
-              <w:t xml:space="preserve"> </w:t>
-            </w:r>
-            <w:r>
-              <w:t xml:space="preserve">。</w:t>
-            </w:r>
-            <w:r>
-              <w:br/>
-            </w:r>
-            <w:r>
-              <w:t xml:space="preserve"> </w:t>
-            </w:r>
-            <w:r>
-              <w:t xml:space="preserve">· </w:t>
-            </w:r>
-            <w:r>
-              <w:rPr>
-                <w:rFonts w:hint="eastAsia"/>
-              </w:rPr>
-              <w:t xml:space="preserve">在</w:t>
-            </w:r>
-            <w:r>
-              <w:t xml:space="preserve"> </w:t>
-            </w:r>
-            <w:r>
-              <w:rPr>
-                <w:rFonts w:hint="eastAsia"/>
-                <w:b/>
-                <w:bCs/>
-              </w:rPr>
-              <w:t xml:space="preserve">医院</w:t>
-            </w:r>
-            <w:r>
-              <w:t xml:space="preserve"> </w:t>
-            </w:r>
-            <w:r>
-              <w:rPr>
-                <w:rFonts w:hint="eastAsia"/>
-              </w:rPr>
-              <w:t xml:space="preserve">，我看见</w:t>
-            </w:r>
-            <w:r>
-              <w:t xml:space="preserve"> </w:t>
-            </w:r>
-            <w:r>
-              <w:rPr>
-                <w:rFonts w:hint="eastAsia"/>
-                <w:b/>
-                <w:bCs/>
-              </w:rPr>
-              <w:t xml:space="preserve">医生用计算机调阅CT检查影像并开具处方</w:t>
-            </w:r>
-            <w:r>
-              <w:t xml:space="preserve"> </w:t>
-            </w:r>
-            <w:r>
-              <w:t xml:space="preserve">。</w:t>
-            </w:r>
-            <w:r>
-              <w:br/>
-            </w:r>
-            <w:r>
-              <w:t xml:space="preserve"> </w:t>
-            </w:r>
-            <w:r>
-              <w:t xml:space="preserve">· </w:t>
-            </w:r>
-            <w:r>
-              <w:rPr>
-                <w:rFonts w:hint="eastAsia"/>
-              </w:rPr>
-              <w:t xml:space="preserve">在</w:t>
-            </w:r>
-            <w:r>
-              <w:t xml:space="preserve"> </w:t>
-            </w:r>
-            <w:r>
-              <w:rPr>
-                <w:rFonts w:hint="eastAsia"/>
-                <w:b/>
-                <w:bCs/>
-              </w:rPr>
-              <w:t xml:space="preserve">图书馆</w:t>
-            </w:r>
-            <w:r>
-              <w:t xml:space="preserve"> </w:t>
-            </w:r>
-            <w:r>
-              <w:rPr>
-                <w:rFonts w:hint="eastAsia"/>
-              </w:rPr>
-              <w:t xml:space="preserve">，我看见</w:t>
-            </w:r>
-            <w:r>
-              <w:t xml:space="preserve"> </w:t>
-            </w:r>
-            <w:r>
-              <w:rPr>
-                <w:rFonts w:hint="eastAsia"/>
-                <w:b/>
-                <w:bCs/>
-              </w:rPr>
-              <w:t xml:space="preserve">借阅机自动扫描图书条码办理借还手续</w:t>
-            </w:r>
-            <w:r>
-              <w:t xml:space="preserve"> </w:t>
-            </w:r>
-            <w:r>
-              <w:t xml:space="preserve">。</w:t>
-            </w:r>
-            <w:r>
-              <w:br/>
-            </w:r>
-            <w:r>
-              <w:t xml:space="preserve"> </w:t>
-            </w:r>
-            <w:r>
-              <w:t xml:space="preserve">· </w:t>
-            </w:r>
-            <w:r>
-              <w:rPr>
-                <w:rFonts w:hint="eastAsia"/>
-              </w:rPr>
-              <w:t xml:space="preserve">我知道计算机还能</w:t>
-            </w:r>
-            <w:r>
-              <w:t xml:space="preserve"> </w:t>
-            </w:r>
-            <w:r>
-              <w:rPr>
-                <w:rFonts w:hint="eastAsia"/>
-                <w:b/>
-                <w:bCs/>
-              </w:rPr>
-              <w:t xml:space="preserve">指挥航天飞船发射、辅助气象局预测未来天气</w:t>
-            </w:r>
-            <w:r>
-              <w:t xml:space="preserve"> </w:t>
-            </w:r>
-            <w:r>
-              <w:t xml:space="preserve">。</w:t>
-            </w:r>
-            <w:r>
-              <w:br/>
-            </w:r>
-            <w:r>
-              <w:t xml:space="preserve">- </w:t>
-            </w:r>
-            <w:r>
-              <w:rPr>
-                <w:rFonts w:hint="eastAsia"/>
-              </w:rPr>
-              <w:t xml:space="preserve">巡视指导学生规范按键、文明检索，抽查学生代表分享。</w:t>
+              <w:rPr>
+                <w:rFonts w:ascii="宋体" w:hAnsi="宋体" w:eastAsia="宋体"/>
+                <w:sz w:val="20"/>
+              </w:rPr>
+              <w:t xml:space="preserve">3. </w:t>
+            </w:r>
+            <w:r>
+              <w:rPr>
+                <w:rFonts w:hint="eastAsia" w:ascii="宋体" w:hAnsi="宋体" w:eastAsia="宋体"/>
+                <w:sz w:val="20"/>
+              </w:rPr>
+              <w:t xml:space="preserve">组织学生完成导学单第二关（部件角色选填）。</w:t>
             </w:r>
           </w:p>
         </w:tc>
         <w:tc>
-          <w:tcPr/>
+          <w:tcPr>
+            <w:vAlign w:val="center"/>
+          </w:tcPr>
           <w:p>
             <w:pPr>
               <w:pStyle w:val="Compact"/>
+              <w:spacing w:before="20" w:after="20" w:line="300" w:lineRule="auto"/>
+              <w:ind w:firstLine="0"/>
               <w:jc w:val="left"/>
             </w:pPr>
             <w:r>
+              <w:rPr>
+                <w:rFonts w:ascii="宋体" w:hAnsi="宋体" w:eastAsia="宋体"/>
+                <w:sz w:val="20"/>
+              </w:rPr>
               <w:t xml:space="preserve">1. </w:t>
             </w:r>
             <w:r>
               <w:rPr>
-                <w:rFonts w:hint="eastAsia"/>
-              </w:rPr>
-              <w:t xml:space="preserve">端正坐姿，双手摆放规范。模仿教师动作正确握持鼠标，练习食指单击左键打开程序、中指轻触右键、食指拨动滚轮翻页。</w:t>
-            </w:r>
-            <w:r>
+                <w:rFonts w:hint="eastAsia" w:ascii="宋体" w:hAnsi="宋体" w:eastAsia="宋体"/>
+                <w:sz w:val="20"/>
+              </w:rPr>
+              <w:t xml:space="preserve">观察本机机箱与透视图，借助人体比喻理解核心构件分工。</w:t>
+            </w:r>
+            <w:r>
+              <w:rPr>
+                <w:rFonts w:ascii="宋体" w:hAnsi="宋体" w:eastAsia="宋体"/>
+                <w:sz w:val="20"/>
+              </w:rPr>
               <w:br/>
             </w:r>
             <w:r>
+              <w:rPr>
+                <w:rFonts w:ascii="宋体" w:hAnsi="宋体" w:eastAsia="宋体"/>
+                <w:sz w:val="20"/>
+              </w:rPr>
               <w:t xml:space="preserve">2. </w:t>
             </w:r>
             <w:r>
               <w:rPr>
-                <w:rFonts w:hint="eastAsia"/>
-              </w:rPr>
-              <w:t xml:space="preserve">在键盘上认真找到字母键，成功在屏幕上敲出自己的名字拼音，体验人机互动的喜悦。</w:t>
-            </w:r>
-            <w:r>
-              <w:br/>
-            </w:r>
-            <w:r>
-              <w:t xml:space="preserve">3. </w:t>
-            </w:r>
-            <w:r>
-              <w:rPr>
-                <w:rFonts w:hint="eastAsia"/>
-              </w:rPr>
-              <w:t xml:space="preserve">打开浏览器开展检索，联系生活经验完成《试一试》句式填空，向同桌分享自己的发现。</w:t>
-            </w:r>
-            <w:r>
-              <w:br/>
-            </w:r>
-            <w:r>
-              <w:t xml:space="preserve">4. </w:t>
-            </w:r>
-            <w:r>
-              <w:rPr>
-                <w:rFonts w:hint="eastAsia"/>
-              </w:rPr>
-              <w:t xml:space="preserve">小组内交流日常生活中见过的各类信息处理工具，巩固所学。</w:t>
+                <w:rFonts w:hint="eastAsia" w:ascii="宋体" w:hAnsi="宋体" w:eastAsia="宋体"/>
+                <w:sz w:val="20"/>
+              </w:rPr>
+              <w:t xml:space="preserve">思考软硬件协同关系，独立完成导学单第二关。</w:t>
             </w:r>
           </w:p>
         </w:tc>
         <w:tc>
-          <w:tcPr/>
+          <w:tcPr>
+            <w:vAlign w:val="center"/>
+          </w:tcPr>
           <w:p>
             <w:pPr>
               <w:pStyle w:val="Compact"/>
+              <w:spacing w:before="20" w:after="20" w:line="300" w:lineRule="auto"/>
+              <w:ind w:firstLine="0"/>
               <w:jc w:val="left"/>
             </w:pPr>
             <w:r>
               <w:rPr>
-                <w:rFonts w:hint="eastAsia"/>
-              </w:rPr>
-              <w:t xml:space="preserve">落实课本P12实操技能要求，将鼠标与键盘的物理规范训练与思维表达紧密结合，既夯实上机动手基本功，又提升语言表达与知识迁移能力。</w:t>
+                <w:rFonts w:hint="eastAsia" w:ascii="宋体" w:hAnsi="宋体" w:eastAsia="宋体"/>
+                <w:sz w:val="20"/>
+              </w:rPr>
+              <w:t xml:space="preserve">用儿童化生活比喻化解硬件抽象难点，降低认知坡度。</w:t>
             </w:r>
           </w:p>
         </w:tc>
       </w:tr>
       <w:tr>
         <w:tc>
-          <w:tcPr/>
+          <w:tcPr>
+            <w:vAlign w:val="center"/>
+            <w:shd w:fill="FAFAFC"/>
+          </w:tcPr>
           <w:p>
             <w:pPr>
               <w:pStyle w:val="Compact"/>
+              <w:spacing w:before="20" w:after="20" w:line="300" w:lineRule="auto"/>
+              <w:ind w:firstLine="0"/>
               <w:jc w:val="left"/>
             </w:pPr>
             <w:r>
               <w:rPr>
-                <w:rFonts w:hint="eastAsia"/>
+                <w:rFonts w:hint="eastAsia" w:ascii="宋体" w:hAnsi="宋体" w:eastAsia="宋体"/>
                 <w:b/>
                 <w:bCs/>
-              </w:rPr>
-              <w:t xml:space="preserve">课堂小结</w:t>
+                <w:sz w:val="20"/>
+              </w:rPr>
+              <w:t xml:space="preserve">四、上机实操</w:t>
+            </w:r>
+            <w:r>
+              <w:rPr>
+                <w:rFonts w:ascii="宋体" w:hAnsi="宋体" w:eastAsia="宋体"/>
+                <w:sz w:val="20"/>
+              </w:rPr>
+              <w:br/>
+            </w:r>
+            <w:r>
+              <w:rPr>
+                <w:rFonts w:hint="eastAsia" w:ascii="宋体" w:hAnsi="宋体" w:eastAsia="宋体"/>
+                <w:b/>
+                <w:bCs/>
+                <w:sz w:val="20"/>
+              </w:rPr>
+              <w:t xml:space="preserve">键鼠规范练兵</w:t>
+            </w:r>
+            <w:r>
+              <w:rPr>
+                <w:rFonts w:ascii="宋体" w:hAnsi="宋体" w:eastAsia="宋体"/>
+                <w:sz w:val="20"/>
+              </w:rPr>
+              <w:br/>
+            </w:r>
+            <w:r>
+              <w:rPr>
+                <w:rFonts w:hint="eastAsia" w:ascii="宋体" w:hAnsi="宋体" w:eastAsia="宋体"/>
+                <w:b/>
+                <w:bCs/>
+                <w:sz w:val="20"/>
+              </w:rPr>
+              <w:t xml:space="preserve">(14分钟)</w:t>
             </w:r>
           </w:p>
         </w:tc>
         <w:tc>
-          <w:tcPr/>
+          <w:tcPr>
+            <w:vAlign w:val="center"/>
+          </w:tcPr>
           <w:p>
             <w:pPr>
               <w:pStyle w:val="Compact"/>
+              <w:spacing w:before="20" w:after="20" w:line="300" w:lineRule="auto"/>
+              <w:ind w:firstLine="0"/>
               <w:jc w:val="left"/>
             </w:pPr>
             <w:r>
-              <w:t xml:space="preserve">1.</w:t>
-            </w:r>
-            <w:r>
-              <w:t xml:space="preserve"> </w:t>
-            </w:r>
-            <w:r>
-              <w:rPr>
-                <w:rFonts w:hint="eastAsia"/>
-                <w:b/>
-                <w:bCs/>
-              </w:rPr>
-              <w:t xml:space="preserve">梳理脉络，回顾所得</w:t>
-            </w:r>
-            <w:r>
-              <w:rPr>
-                <w:rFonts w:hint="eastAsia"/>
-              </w:rPr>
-              <w:t xml:space="preserve">：</w:t>
-            </w:r>
-            <w:r>
+              <w:rPr>
+                <w:rFonts w:ascii="宋体" w:hAnsi="宋体" w:eastAsia="宋体"/>
+                <w:sz w:val="20"/>
+              </w:rPr>
+              <w:t xml:space="preserve">1. </w:t>
+            </w:r>
+            <w:r>
+              <w:rPr>
+                <w:rFonts w:hint="eastAsia" w:ascii="宋体" w:hAnsi="宋体" w:eastAsia="宋体"/>
+                <w:sz w:val="20"/>
+              </w:rPr>
+              <w:t xml:space="preserve">示范握姿口诀：“手心覆鼠标，食指放左键，中指放右键，食指轻拨滚轮走”。</w:t>
+            </w:r>
+            <w:r>
+              <w:rPr>
+                <w:rFonts w:ascii="宋体" w:hAnsi="宋体" w:eastAsia="宋体"/>
+                <w:sz w:val="20"/>
+              </w:rPr>
               <w:br/>
             </w:r>
             <w:r>
-              <w:t xml:space="preserve">- </w:t>
-            </w:r>
-            <w:r>
-              <w:rPr>
-                <w:rFonts w:hint="eastAsia"/>
-              </w:rPr>
-              <w:t xml:space="preserve">教师对照板书引导全班共同复述：常见工具</w:t>
-            </w:r>
-            <w:r>
-              <w:t xml:space="preserve"> ➔ </w:t>
-            </w:r>
-            <w:r>
-              <w:rPr>
-                <w:rFonts w:hint="eastAsia"/>
-              </w:rPr>
-              <w:t xml:space="preserve">计算机内部7大构件</w:t>
-            </w:r>
-            <w:r>
-              <w:t xml:space="preserve"> ➔ </w:t>
-            </w:r>
-            <w:r>
-              <w:rPr>
-                <w:rFonts w:hint="eastAsia"/>
-              </w:rPr>
-              <w:t xml:space="preserve">鼠标键盘输入设备</w:t>
-            </w:r>
-            <w:r>
-              <w:t xml:space="preserve"> ➔ </w:t>
-            </w:r>
-            <w:r>
-              <w:rPr>
-                <w:rFonts w:hint="eastAsia"/>
-              </w:rPr>
-              <w:t xml:space="preserve">丰富应用领域。</w:t>
-            </w:r>
-            <w:r>
+              <w:rPr>
+                <w:rFonts w:ascii="宋体" w:hAnsi="宋体" w:eastAsia="宋体"/>
+                <w:sz w:val="20"/>
+              </w:rPr>
+              <w:t xml:space="preserve">2. </w:t>
+            </w:r>
+            <w:r>
+              <w:rPr>
+                <w:rFonts w:hint="eastAsia" w:ascii="宋体" w:hAnsi="宋体" w:eastAsia="宋体"/>
+                <w:sz w:val="20"/>
+              </w:rPr>
+              <w:t xml:space="preserve">点拨易错卡点：演示“小啄木鸟轻敲”动作要领，克服慢速双击与手滑。</w:t>
+            </w:r>
+            <w:r>
+              <w:rPr>
+                <w:rFonts w:ascii="宋体" w:hAnsi="宋体" w:eastAsia="宋体"/>
+                <w:sz w:val="20"/>
+              </w:rPr>
               <w:br/>
             </w:r>
             <w:r>
-              <w:t xml:space="preserve">2.</w:t>
-            </w:r>
-            <w:r>
-              <w:t xml:space="preserve"> </w:t>
-            </w:r>
-            <w:r>
-              <w:rPr>
-                <w:rFonts w:hint="eastAsia"/>
-                <w:b/>
-                <w:bCs/>
-              </w:rPr>
-              <w:t xml:space="preserve">信息安全与习惯养成</w:t>
-            </w:r>
-            <w:r>
-              <w:rPr>
-                <w:rFonts w:hint="eastAsia"/>
-              </w:rPr>
-              <w:t xml:space="preserve">：</w:t>
-            </w:r>
-            <w:r>
+              <w:rPr>
+                <w:rFonts w:ascii="宋体" w:hAnsi="宋体" w:eastAsia="宋体"/>
+                <w:sz w:val="20"/>
+              </w:rPr>
+              <w:t xml:space="preserve">3. </w:t>
+            </w:r>
+            <w:r>
+              <w:rPr>
+                <w:rFonts w:hint="eastAsia" w:ascii="宋体" w:hAnsi="宋体" w:eastAsia="宋体"/>
+                <w:sz w:val="20"/>
+              </w:rPr>
+              <w:t xml:space="preserve">巡视辅导：组织一人一机动手实操，双击打开记事本，键入姓名拼音。</w:t>
+            </w:r>
+            <w:r>
+              <w:rPr>
+                <w:rFonts w:ascii="宋体" w:hAnsi="宋体" w:eastAsia="宋体"/>
+                <w:sz w:val="20"/>
+              </w:rPr>
               <w:br/>
             </w:r>
             <w:r>
-              <w:t xml:space="preserve">- </w:t>
-            </w:r>
-            <w:r>
-              <w:rPr>
-                <w:rFonts w:hint="eastAsia"/>
-              </w:rPr>
-              <w:t xml:space="preserve">总结提升：信息处理工具让生活更美好，但我们要牢记：使用工具要</w:t>
-            </w:r>
-            <w:r>
-              <w:rPr>
-                <w:rFonts w:hint="eastAsia"/>
-                <w:b/>
-                <w:bCs/>
-              </w:rPr>
-              <w:t xml:space="preserve">有度、安全、守信</w:t>
-            </w:r>
-            <w:r>
-              <w:t xml:space="preserve">。</w:t>
-            </w:r>
-            <w:r>
-              <w:br/>
-            </w:r>
-            <w:r>
-              <w:t xml:space="preserve">- </w:t>
-            </w:r>
-            <w:r>
-              <w:rPr>
-                <w:rFonts w:hint="eastAsia"/>
-              </w:rPr>
-              <w:t xml:space="preserve">指导学生规范执行关机流程（【开始】➔【关机】），将键盘推入凹槽，鼠标摆正，椅子推入课桌。</w:t>
-            </w:r>
-            <w:r>
-              <w:br/>
-            </w:r>
-            <w:r>
-              <w:t xml:space="preserve">3.</w:t>
-            </w:r>
-            <w:r>
-              <w:t xml:space="preserve"> </w:t>
-            </w:r>
-            <w:r>
-              <w:rPr>
-                <w:rFonts w:hint="eastAsia"/>
-                <w:b/>
-                <w:bCs/>
-              </w:rPr>
-              <w:t xml:space="preserve">布置课后趣味探究（课本P12“练习”）</w:t>
-            </w:r>
-            <w:r>
-              <w:rPr>
-                <w:rFonts w:hint="eastAsia"/>
-              </w:rPr>
-              <w:t xml:space="preserve">：</w:t>
-            </w:r>
-            <w:r>
-              <w:br/>
-            </w:r>
-            <w:r>
-              <w:t xml:space="preserve">- </w:t>
-            </w:r>
-            <w:r>
-              <w:rPr>
-                <w:rFonts w:hint="eastAsia"/>
-              </w:rPr>
-              <w:t xml:space="preserve">“回家后，在家长的指导下，上网查找、学习电子计算机的发展历程（从庞大的ENIAC到现代超级计算机），并在导学案上记录下自己的心得体会。”</w:t>
+              <w:rPr>
+                <w:rFonts w:ascii="宋体" w:hAnsi="宋体" w:eastAsia="宋体"/>
+                <w:sz w:val="20"/>
+              </w:rPr>
+              <w:t xml:space="preserve">4. </w:t>
+            </w:r>
+            <w:r>
+              <w:rPr>
+                <w:rFonts w:hint="eastAsia" w:ascii="宋体" w:hAnsi="宋体" w:eastAsia="宋体"/>
+                <w:sz w:val="20"/>
+              </w:rPr>
+              <w:t xml:space="preserve">指导完成导学单第三关（操作通关打卡）。</w:t>
             </w:r>
           </w:p>
         </w:tc>
         <w:tc>
-          <w:tcPr/>
+          <w:tcPr>
+            <w:vAlign w:val="center"/>
+          </w:tcPr>
           <w:p>
             <w:pPr>
               <w:pStyle w:val="Compact"/>
+              <w:spacing w:before="20" w:after="20" w:line="300" w:lineRule="auto"/>
+              <w:ind w:firstLine="0"/>
               <w:jc w:val="left"/>
             </w:pPr>
             <w:r>
+              <w:rPr>
+                <w:rFonts w:ascii="宋体" w:hAnsi="宋体" w:eastAsia="宋体"/>
+                <w:sz w:val="20"/>
+              </w:rPr>
               <w:t xml:space="preserve">1. </w:t>
             </w:r>
             <w:r>
               <w:rPr>
-                <w:rFonts w:hint="eastAsia"/>
-              </w:rPr>
-              <w:t xml:space="preserve">师生共同回顾本课关键知识点，完善导学单自评量规。</w:t>
-            </w:r>
-            <w:r>
+                <w:rFonts w:hint="eastAsia" w:ascii="宋体" w:hAnsi="宋体" w:eastAsia="宋体"/>
+                <w:sz w:val="20"/>
+              </w:rPr>
+              <w:t xml:space="preserve">跟随口诀调整握姿，练习快速清脆双击。</w:t>
+            </w:r>
+            <w:r>
+              <w:rPr>
+                <w:rFonts w:ascii="宋体" w:hAnsi="宋体" w:eastAsia="宋体"/>
+                <w:sz w:val="20"/>
+              </w:rPr>
               <w:br/>
             </w:r>
             <w:r>
+              <w:rPr>
+                <w:rFonts w:ascii="宋体" w:hAnsi="宋体" w:eastAsia="宋体"/>
+                <w:sz w:val="20"/>
+              </w:rPr>
               <w:t xml:space="preserve">2. </w:t>
             </w:r>
             <w:r>
               <w:rPr>
-                <w:rFonts w:hint="eastAsia"/>
-              </w:rPr>
-              <w:t xml:space="preserve">牢记安全规范，按照标准程序关闭电脑系统，整理机房工位。</w:t>
-            </w:r>
-            <w:r>
+                <w:rFonts w:hint="eastAsia" w:ascii="宋体" w:hAnsi="宋体" w:eastAsia="宋体"/>
+                <w:sz w:val="20"/>
+              </w:rPr>
+              <w:t xml:space="preserve">成功打开记事本，在主键盘区键入拼音姓名。</w:t>
+            </w:r>
+            <w:r>
+              <w:rPr>
+                <w:rFonts w:ascii="宋体" w:hAnsi="宋体" w:eastAsia="宋体"/>
+                <w:sz w:val="20"/>
+              </w:rPr>
               <w:br/>
             </w:r>
             <w:r>
+              <w:rPr>
+                <w:rFonts w:ascii="宋体" w:hAnsi="宋体" w:eastAsia="宋体"/>
+                <w:sz w:val="20"/>
+              </w:rPr>
               <w:t xml:space="preserve">3. </w:t>
             </w:r>
             <w:r>
               <w:rPr>
-                <w:rFonts w:hint="eastAsia"/>
-              </w:rPr>
-              <w:t xml:space="preserve">记清课后拓展任务，期待与家长一同探索计算机的传奇进化史。</w:t>
+                <w:rFonts w:hint="eastAsia" w:ascii="宋体" w:hAnsi="宋体" w:eastAsia="宋体"/>
+                <w:sz w:val="20"/>
+              </w:rPr>
+              <w:t xml:space="preserve">完成导学单第三关打勾确认。</w:t>
             </w:r>
           </w:p>
         </w:tc>
         <w:tc>
-          <w:tcPr/>
+          <w:tcPr>
+            <w:vAlign w:val="center"/>
+          </w:tcPr>
           <w:p>
             <w:pPr>
               <w:pStyle w:val="Compact"/>
+              <w:spacing w:before="20" w:after="20" w:line="300" w:lineRule="auto"/>
+              <w:ind w:firstLine="0"/>
               <w:jc w:val="left"/>
             </w:pPr>
             <w:r>
               <w:rPr>
-                <w:rFonts w:hint="eastAsia"/>
-              </w:rPr>
-              <w:t xml:space="preserve">形成教学闭环，强化机房良好行为习惯；对接课本课后练习要求，实现课堂教学向家庭亲子探究的延伸。</w:t>
+                <w:rFonts w:hint="eastAsia" w:ascii="宋体" w:hAnsi="宋体" w:eastAsia="宋体"/>
+                <w:sz w:val="20"/>
+              </w:rPr>
+              <w:t xml:space="preserve">一人一机全员实练，直击手势卡点，夯实信息科技基本操作技能。</w:t>
+            </w:r>
+          </w:p>
+        </w:tc>
+      </w:tr>
+      <w:tr>
+        <w:tc>
+          <w:tcPr>
+            <w:vAlign w:val="center"/>
+            <w:shd w:fill="FAFAFC"/>
+          </w:tcPr>
+          <w:p>
+            <w:pPr>
+              <w:pStyle w:val="Compact"/>
+              <w:spacing w:before="20" w:after="20" w:line="300" w:lineRule="auto"/>
+              <w:ind w:firstLine="0"/>
+              <w:jc w:val="left"/>
+            </w:pPr>
+            <w:r>
+              <w:rPr>
+                <w:rFonts w:hint="eastAsia" w:ascii="宋体" w:hAnsi="宋体" w:eastAsia="宋体"/>
+                <w:b/>
+                <w:bCs/>
+                <w:sz w:val="20"/>
+              </w:rPr>
+              <w:t xml:space="preserve">五、全课小结</w:t>
+            </w:r>
+            <w:r>
+              <w:rPr>
+                <w:rFonts w:ascii="宋体" w:hAnsi="宋体" w:eastAsia="宋体"/>
+                <w:sz w:val="20"/>
+              </w:rPr>
+              <w:br/>
+            </w:r>
+            <w:r>
+              <w:rPr>
+                <w:rFonts w:hint="eastAsia" w:ascii="宋体" w:hAnsi="宋体" w:eastAsia="宋体"/>
+                <w:b/>
+                <w:bCs/>
+                <w:sz w:val="20"/>
+              </w:rPr>
+              <w:t xml:space="preserve">常规习惯养成</w:t>
+            </w:r>
+            <w:r>
+              <w:rPr>
+                <w:rFonts w:ascii="宋体" w:hAnsi="宋体" w:eastAsia="宋体"/>
+                <w:sz w:val="20"/>
+              </w:rPr>
+              <w:br/>
+            </w:r>
+            <w:r>
+              <w:rPr>
+                <w:rFonts w:hint="eastAsia" w:ascii="宋体" w:hAnsi="宋体" w:eastAsia="宋体"/>
+                <w:b/>
+                <w:bCs/>
+                <w:sz w:val="20"/>
+              </w:rPr>
+              <w:t xml:space="preserve">(5分钟)</w:t>
+            </w:r>
+          </w:p>
+        </w:tc>
+        <w:tc>
+          <w:tcPr>
+            <w:vAlign w:val="center"/>
+          </w:tcPr>
+          <w:p>
+            <w:pPr>
+              <w:pStyle w:val="Compact"/>
+              <w:spacing w:before="20" w:after="20" w:line="300" w:lineRule="auto"/>
+              <w:ind w:firstLine="0"/>
+              <w:jc w:val="left"/>
+            </w:pPr>
+            <w:r>
+              <w:rPr>
+                <w:rFonts w:ascii="宋体" w:hAnsi="宋体" w:eastAsia="宋体"/>
+                <w:sz w:val="20"/>
+              </w:rPr>
+              <w:t xml:space="preserve">1. </w:t>
+            </w:r>
+            <w:r>
+              <w:rPr>
+                <w:rFonts w:hint="eastAsia" w:ascii="宋体" w:hAnsi="宋体" w:eastAsia="宋体"/>
+                <w:sz w:val="20"/>
+              </w:rPr>
+              <w:t xml:space="preserve">引导师生共同梳理全课脉络：身边工具</w:t>
+            </w:r>
+            <w:r>
+              <w:rPr>
+                <w:rFonts w:ascii="宋体" w:hAnsi="宋体" w:eastAsia="宋体"/>
+                <w:sz w:val="20"/>
+              </w:rPr>
+              <w:t xml:space="preserve"> ➔ </w:t>
+            </w:r>
+            <w:r>
+              <w:rPr>
+                <w:rFonts w:hint="eastAsia" w:ascii="宋体" w:hAnsi="宋体" w:eastAsia="宋体"/>
+                <w:sz w:val="20"/>
+              </w:rPr>
+              <w:t xml:space="preserve">主机部件</w:t>
+            </w:r>
+            <w:r>
+              <w:rPr>
+                <w:rFonts w:ascii="宋体" w:hAnsi="宋体" w:eastAsia="宋体"/>
+                <w:sz w:val="20"/>
+              </w:rPr>
+              <w:t xml:space="preserve"> ➔ </w:t>
+            </w:r>
+            <w:r>
+              <w:rPr>
+                <w:rFonts w:hint="eastAsia" w:ascii="宋体" w:hAnsi="宋体" w:eastAsia="宋体"/>
+                <w:sz w:val="20"/>
+              </w:rPr>
+              <w:t xml:space="preserve">键鼠规范。</w:t>
+            </w:r>
+            <w:r>
+              <w:rPr>
+                <w:rFonts w:ascii="宋体" w:hAnsi="宋体" w:eastAsia="宋体"/>
+                <w:sz w:val="20"/>
+              </w:rPr>
+              <w:br/>
+            </w:r>
+            <w:r>
+              <w:rPr>
+                <w:rFonts w:ascii="宋体" w:hAnsi="宋体" w:eastAsia="宋体"/>
+                <w:sz w:val="20"/>
+              </w:rPr>
+              <w:t xml:space="preserve">2. </w:t>
+            </w:r>
+            <w:r>
+              <w:rPr>
+                <w:rFonts w:hint="eastAsia" w:ascii="宋体" w:hAnsi="宋体" w:eastAsia="宋体"/>
+                <w:sz w:val="20"/>
+              </w:rPr>
+              <w:t xml:space="preserve">演示规范关机路径（【开始】➔【关机】），明确机房安全规范。</w:t>
+            </w:r>
+            <w:r>
+              <w:rPr>
+                <w:rFonts w:ascii="宋体" w:hAnsi="宋体" w:eastAsia="宋体"/>
+                <w:sz w:val="20"/>
+              </w:rPr>
+              <w:br/>
+            </w:r>
+            <w:r>
+              <w:rPr>
+                <w:rFonts w:ascii="宋体" w:hAnsi="宋体" w:eastAsia="宋体"/>
+                <w:sz w:val="20"/>
+              </w:rPr>
+              <w:t xml:space="preserve">3. </w:t>
+            </w:r>
+            <w:r>
+              <w:rPr>
+                <w:rFonts w:hint="eastAsia" w:ascii="宋体" w:hAnsi="宋体" w:eastAsia="宋体"/>
+                <w:sz w:val="20"/>
+              </w:rPr>
+              <w:t xml:space="preserve">指导工位整理（键鼠归位、椅子推入桌下）并组织完成星级自评。</w:t>
+            </w:r>
+          </w:p>
+        </w:tc>
+        <w:tc>
+          <w:tcPr>
+            <w:vAlign w:val="center"/>
+          </w:tcPr>
+          <w:p>
+            <w:pPr>
+              <w:pStyle w:val="Compact"/>
+              <w:spacing w:before="20" w:after="20" w:line="300" w:lineRule="auto"/>
+              <w:ind w:firstLine="0"/>
+              <w:jc w:val="left"/>
+            </w:pPr>
+            <w:r>
+              <w:rPr>
+                <w:rFonts w:ascii="宋体" w:hAnsi="宋体" w:eastAsia="宋体"/>
+                <w:sz w:val="20"/>
+              </w:rPr>
+              <w:t xml:space="preserve">1. </w:t>
+            </w:r>
+            <w:r>
+              <w:rPr>
+                <w:rFonts w:hint="eastAsia" w:ascii="宋体" w:hAnsi="宋体" w:eastAsia="宋体"/>
+                <w:sz w:val="20"/>
+              </w:rPr>
+              <w:t xml:space="preserve">回顾梳理全课知识点。</w:t>
+            </w:r>
+            <w:r>
+              <w:rPr>
+                <w:rFonts w:ascii="宋体" w:hAnsi="宋体" w:eastAsia="宋体"/>
+                <w:sz w:val="20"/>
+              </w:rPr>
+              <w:br/>
+            </w:r>
+            <w:r>
+              <w:rPr>
+                <w:rFonts w:ascii="宋体" w:hAnsi="宋体" w:eastAsia="宋体"/>
+                <w:sz w:val="20"/>
+              </w:rPr>
+              <w:t xml:space="preserve">2. </w:t>
+            </w:r>
+            <w:r>
+              <w:rPr>
+                <w:rFonts w:hint="eastAsia" w:ascii="宋体" w:hAnsi="宋体" w:eastAsia="宋体"/>
+                <w:sz w:val="20"/>
+              </w:rPr>
+              <w:t xml:space="preserve">严格按规程关闭电脑系统，规范整理工位。</w:t>
+            </w:r>
+            <w:r>
+              <w:rPr>
+                <w:rFonts w:ascii="宋体" w:hAnsi="宋体" w:eastAsia="宋体"/>
+                <w:sz w:val="20"/>
+              </w:rPr>
+              <w:br/>
+            </w:r>
+            <w:r>
+              <w:rPr>
+                <w:rFonts w:ascii="宋体" w:hAnsi="宋体" w:eastAsia="宋体"/>
+                <w:sz w:val="20"/>
+              </w:rPr>
+              <w:t xml:space="preserve">3. </w:t>
+            </w:r>
+            <w:r>
+              <w:rPr>
+                <w:rFonts w:hint="eastAsia" w:ascii="宋体" w:hAnsi="宋体" w:eastAsia="宋体"/>
+                <w:sz w:val="20"/>
+              </w:rPr>
+              <w:t xml:space="preserve">对照标准完成今日导学单自评打卡。</w:t>
+            </w:r>
+          </w:p>
+        </w:tc>
+        <w:tc>
+          <w:tcPr>
+            <w:vAlign w:val="center"/>
+          </w:tcPr>
+          <w:p>
+            <w:pPr>
+              <w:pStyle w:val="Compact"/>
+              <w:spacing w:before="20" w:after="20" w:line="300" w:lineRule="auto"/>
+              <w:ind w:firstLine="0"/>
+              <w:jc w:val="left"/>
+            </w:pPr>
+            <w:r>
+              <w:rPr>
+                <w:rFonts w:hint="eastAsia" w:ascii="宋体" w:hAnsi="宋体" w:eastAsia="宋体"/>
+                <w:sz w:val="20"/>
+              </w:rPr>
+              <w:t xml:space="preserve">形成教学闭环，将素养培育落实在机房文明与日常规范中。</w:t>
             </w:r>
           </w:p>
         </w:tc>
       </w:tr>
     </w:tbl>
+    <w:bookmarkEnd w:id="14"/>
+    <w:bookmarkStart w:id="18" w:name="_七作业"/>
     <w:p>
       <w:pPr>
-        <w:pStyle w:val="a0"/>
-      </w:pPr>
-      <w:r>
-        <w:br/>
+        <w:pStyle w:val="2"/>
+        <w:spacing w:before="200" w:after="80" w:line="312" w:lineRule="auto"/>
+        <w:ind w:firstLine="0"/>
+        <w:jc w:val="left"/>
+      </w:pPr>
+      <w:r>
+        <w:rPr>
+          <w:rFonts w:hint="eastAsia" w:ascii="黑体" w:hAnsi="黑体" w:eastAsia="黑体"/>
+          <w:b/>
+          <w:color w:val="2E1F5E"/>
+          <w:sz w:val="26"/>
+        </w:rPr>
+        <w:t xml:space="preserve">七、作业</w:t>
       </w:r>
     </w:p>
-    <w:bookmarkStart w:id="12" w:name="附结构化板书设计"/>
+    <w:bookmarkStart w:id="15" w:name="_导学单"/>
     <w:p>
       <w:pPr>
         <w:pStyle w:val="3"/>
-      </w:pPr>
-      <w:r>
-        <w:rPr>
-          <w:rFonts w:hint="eastAsia"/>
-        </w:rPr>
-        <w:t xml:space="preserve">附：结构化板书设计</w:t>
+        <w:spacing w:before="120" w:after="60" w:line="312" w:lineRule="auto"/>
+        <w:ind w:firstLine="0"/>
+        <w:jc w:val="left"/>
+      </w:pPr>
+      <w:r>
+        <w:rPr>
+          <w:rFonts w:ascii="黑体" w:hAnsi="黑体" w:eastAsia="黑体"/>
+          <w:b/>
+          <w:color w:val="403070"/>
+          <w:sz w:val="23"/>
+        </w:rPr>
+        <w:t xml:space="preserve">1. </w:t>
+      </w:r>
+      <w:r>
+        <w:rPr>
+          <w:rFonts w:hint="eastAsia" w:ascii="黑体" w:hAnsi="黑体" w:eastAsia="黑体"/>
+          <w:b/>
+          <w:color w:val="403070"/>
+          <w:sz w:val="23"/>
+        </w:rPr>
+        <w:t xml:space="preserve">导学单</w:t>
       </w:r>
     </w:p>
     <w:p>
       <w:pPr>
-        <w:pStyle w:val="FirstParagraph"/>
-      </w:pPr>
-      <w:r>
-        <w:drawing>
-          <wp:inline>
-            <wp:extent cx="5486400" cy="780889"/>
-            <wp:effectExtent b="0" l="0" r="0" t="0"/>
-            <wp:docPr descr="" title="" id="10" name="Picture"/>
-            <a:graphic>
-              <a:graphicData uri="http://schemas.openxmlformats.org/drawingml/2006/picture">
-                <pic:pic>
-                  <pic:nvPicPr>
-                    <pic:cNvPr descr="../../images/03_了解信息处理工具_教案_mermaid_1.png" id="11" name="Picture"/>
-                    <pic:cNvPicPr>
-                      <a:picLocks noChangeArrowheads="1" noChangeAspect="1"/>
-                    </pic:cNvPicPr>
-                  </pic:nvPicPr>
-                  <pic:blipFill>
-                    <a:blip r:embed="rId9"/>
-                    <a:stretch>
-                      <a:fillRect/>
-                    </a:stretch>
-                  </pic:blipFill>
-                  <pic:spPr bwMode="auto">
-                    <a:xfrm>
-                      <a:off x="0" y="0"/>
-                      <a:ext cx="5486400" cy="780889"/>
-                    </a:xfrm>
-                    <a:prstGeom prst="rect">
-                      <a:avLst/>
-                    </a:prstGeom>
-                    <a:noFill/>
-                    <a:ln w="9525">
-                      <a:noFill/>
-                      <a:headEnd/>
-                      <a:tailEnd/>
-                    </a:ln>
-                  </pic:spPr>
-                </pic:pic>
-              </a:graphicData>
-            </a:graphic>
-          </wp:inline>
-        </w:drawing>
+        <w:pStyle w:val="Compact"/>
+        <w:numPr>
+          <w:ilvl w:val="0"/>
+          <w:numId w:val="1002"/>
+        </w:numPr>
+        <w:spacing w:before="0" w:after="60" w:line="312" w:lineRule="auto"/>
+        <w:ind w:firstLine="0" w:left="280"/>
+      </w:pPr>
+      <w:r>
+        <w:rPr>
+          <w:rFonts w:ascii="宋体" w:hAnsi="宋体" w:eastAsia="宋体"/>
+          <w:b/>
+          <w:bCs/>
+          <w:sz w:val="21"/>
+        </w:rPr>
+        <w:t xml:space="preserve">⭐ </w:t>
+      </w:r>
+      <w:r>
+        <w:rPr>
+          <w:rFonts w:hint="eastAsia" w:ascii="宋体" w:hAnsi="宋体" w:eastAsia="宋体"/>
+          <w:b/>
+          <w:bCs/>
+          <w:sz w:val="21"/>
+        </w:rPr>
+        <w:t xml:space="preserve">基础星（全员必做</w:t>
+      </w:r>
+      <w:r>
+        <w:rPr>
+          <w:rFonts w:ascii="宋体" w:hAnsi="宋体" w:eastAsia="宋体"/>
+          <w:b/>
+          <w:bCs/>
+          <w:sz w:val="21"/>
+        </w:rPr>
+        <w:t xml:space="preserve"> · </w:t>
+      </w:r>
+      <w:r>
+        <w:rPr>
+          <w:rFonts w:hint="eastAsia" w:ascii="宋体" w:hAnsi="宋体" w:eastAsia="宋体"/>
+          <w:b/>
+          <w:bCs/>
+          <w:sz w:val="21"/>
+        </w:rPr>
+        <w:t xml:space="preserve">对应导学单第一关）</w:t>
+      </w:r>
+      <w:r>
+        <w:rPr>
+          <w:rFonts w:hint="eastAsia" w:ascii="宋体" w:hAnsi="宋体" w:eastAsia="宋体"/>
+          <w:sz w:val="21"/>
+        </w:rPr>
+        <w:t xml:space="preserve">：完成测温枪、数显卡尺、智能道闸、计算机与核心功能的连线配对，巩固专用工具与通用计算机的基础认知；</w:t>
       </w:r>
     </w:p>
     <w:p>
       <w:pPr>
-        <w:pStyle w:val="aa"/>
-      </w:pPr>
-      <w:r>
-        <w:t xml:space="preserve">💡</w:t>
-      </w:r>
-      <w:r>
-        <w:t xml:space="preserve"> </w:t>
-      </w:r>
-      <w:r>
-        <w:rPr>
-          <w:rFonts w:hint="eastAsia"/>
+        <w:pStyle w:val="Compact"/>
+        <w:numPr>
+          <w:ilvl w:val="0"/>
+          <w:numId w:val="1002"/>
+        </w:numPr>
+        <w:spacing w:before="0" w:after="60" w:line="312" w:lineRule="auto"/>
+        <w:ind w:firstLine="0" w:left="280"/>
+      </w:pPr>
+      <w:r>
+        <w:rPr>
+          <w:rFonts w:ascii="宋体" w:hAnsi="宋体" w:eastAsia="宋体"/>
           <w:b/>
           <w:bCs/>
-        </w:rPr>
-        <w:t xml:space="preserve">板书设计意图说明</w:t>
-      </w:r>
-      <w:r>
-        <w:rPr>
-          <w:rFonts w:hint="eastAsia"/>
-        </w:rPr>
-        <w:t xml:space="preserve">：</w:t>
-      </w:r>
-      <w:r>
-        <w:t xml:space="preserve"> </w:t>
-      </w:r>
-      <w:r>
-        <w:t xml:space="preserve">1.</w:t>
-      </w:r>
-      <w:r>
-        <w:t xml:space="preserve"> </w:t>
-      </w:r>
-      <w:r>
-        <w:rPr>
-          <w:rFonts w:hint="eastAsia"/>
+          <w:sz w:val="21"/>
+        </w:rPr>
+        <w:t xml:space="preserve">⭐⭐ </w:t>
+      </w:r>
+      <w:r>
+        <w:rPr>
+          <w:rFonts w:hint="eastAsia" w:ascii="宋体" w:hAnsi="宋体" w:eastAsia="宋体"/>
           <w:b/>
           <w:bCs/>
-        </w:rPr>
-        <w:t xml:space="preserve">忠实教材、脉络分明</w:t>
-      </w:r>
-      <w:r>
-        <w:rPr>
-          <w:rFonts w:hint="eastAsia"/>
-        </w:rPr>
-        <w:t xml:space="preserve">：紧密对齐课本第9至12页四大板块（常见工具、计算机组成、硬件解密、应用领域），层次井然。</w:t>
-      </w:r>
-      <w:r>
-        <w:t xml:space="preserve"> </w:t>
-      </w:r>
-      <w:r>
-        <w:t xml:space="preserve">2.</w:t>
-      </w:r>
-      <w:r>
-        <w:t xml:space="preserve"> </w:t>
-      </w:r>
-      <w:r>
-        <w:rPr>
-          <w:rFonts w:hint="eastAsia"/>
+          <w:sz w:val="21"/>
+        </w:rPr>
+        <w:t xml:space="preserve">进阶星（探究强化</w:t>
+      </w:r>
+      <w:r>
+        <w:rPr>
+          <w:rFonts w:ascii="宋体" w:hAnsi="宋体" w:eastAsia="宋体"/>
           <w:b/>
           <w:bCs/>
-        </w:rPr>
-        <w:t xml:space="preserve">突出信创与核心硬件</w:t>
-      </w:r>
-      <w:r>
-        <w:rPr>
-          <w:rFonts w:hint="eastAsia"/>
-        </w:rPr>
-        <w:t xml:space="preserve">：在硬件区清晰列出课本重点展示的机箱内部7大核心构件及鼠标键盘结构，在软件区突出国产</w:t>
-      </w:r>
-      <w:r>
-        <w:t xml:space="preserve"> openKylin </w:t>
-      </w:r>
-      <w:r>
-        <w:rPr>
-          <w:rFonts w:hint="eastAsia"/>
-        </w:rPr>
-        <w:t xml:space="preserve">与</w:t>
-      </w:r>
-      <w:r>
-        <w:t xml:space="preserve"> </w:t>
-      </w:r>
-      <w:r>
-        <w:rPr>
-          <w:rFonts w:hint="eastAsia"/>
-        </w:rPr>
-        <w:t xml:space="preserve">HarmonyOS，强化安全自主意识。</w:t>
-      </w:r>
-      <w:r>
-        <w:t xml:space="preserve"> </w:t>
-      </w:r>
-      <w:r>
-        <w:t xml:space="preserve">3.</w:t>
-      </w:r>
-      <w:r>
-        <w:t xml:space="preserve"> </w:t>
-      </w:r>
-      <w:r>
-        <w:rPr>
-          <w:rFonts w:hint="eastAsia"/>
+          <w:sz w:val="21"/>
+        </w:rPr>
+        <w:t xml:space="preserve"> · </w:t>
+      </w:r>
+      <w:r>
+        <w:rPr>
+          <w:rFonts w:hint="eastAsia" w:ascii="宋体" w:hAnsi="宋体" w:eastAsia="宋体"/>
           <w:b/>
           <w:bCs/>
-        </w:rPr>
-        <w:t xml:space="preserve">图文结构化易记</w:t>
-      </w:r>
-      <w:r>
-        <w:rPr>
-          <w:rFonts w:hint="eastAsia"/>
-        </w:rPr>
-        <w:t xml:space="preserve">：采用流程拓扑架构，将零散知识点整合为系统性思维图景，便于三年级学生快速理解与复习建构。</w:t>
+          <w:sz w:val="21"/>
+        </w:rPr>
+        <w:t xml:space="preserve">对应导学单第二关）</w:t>
+      </w:r>
+      <w:r>
+        <w:rPr>
+          <w:rFonts w:hint="eastAsia" w:ascii="宋体" w:hAnsi="宋体" w:eastAsia="宋体"/>
+          <w:sz w:val="21"/>
+        </w:rPr>
+        <w:t xml:space="preserve">：根据拟人化角色描述，正确选填</w:t>
+      </w:r>
+      <w:r>
+        <w:rPr>
+          <w:rFonts w:ascii="宋体" w:hAnsi="宋体" w:eastAsia="宋体"/>
+          <w:sz w:val="21"/>
+        </w:rPr>
+        <w:t xml:space="preserve"> </w:t>
+      </w:r>
+      <w:r>
+        <w:rPr>
+          <w:rFonts w:hint="eastAsia" w:ascii="宋体" w:hAnsi="宋体" w:eastAsia="宋体"/>
+          <w:sz w:val="21"/>
+        </w:rPr>
+        <w:t xml:space="preserve">CPU（超级大脑）、主板（电路桥梁）、硬盘（海量仓库）、风扇（降温空调）的序号，突破硬件系统认知；</w:t>
       </w:r>
     </w:p>
-    <w:bookmarkEnd w:id="12"/>
-    <w:bookmarkEnd w:id="13"/>
+    <w:p>
+      <w:pPr>
+        <w:pStyle w:val="Compact"/>
+        <w:numPr>
+          <w:ilvl w:val="0"/>
+          <w:numId w:val="1002"/>
+        </w:numPr>
+        <w:spacing w:before="0" w:after="60" w:line="312" w:lineRule="auto"/>
+        <w:ind w:firstLine="0" w:left="280"/>
+      </w:pPr>
+      <w:r>
+        <w:rPr>
+          <w:rFonts w:ascii="宋体" w:hAnsi="宋体" w:eastAsia="宋体"/>
+          <w:b/>
+          <w:bCs/>
+          <w:sz w:val="21"/>
+        </w:rPr>
+        <w:t xml:space="preserve">⭐⭐⭐ </w:t>
+      </w:r>
+      <w:r>
+        <w:rPr>
+          <w:rFonts w:hint="eastAsia" w:ascii="宋体" w:hAnsi="宋体" w:eastAsia="宋体"/>
+          <w:b/>
+          <w:bCs/>
+          <w:sz w:val="21"/>
+        </w:rPr>
+        <w:t xml:space="preserve">挑战星（实操检验</w:t>
+      </w:r>
+      <w:r>
+        <w:rPr>
+          <w:rFonts w:ascii="宋体" w:hAnsi="宋体" w:eastAsia="宋体"/>
+          <w:b/>
+          <w:bCs/>
+          <w:sz w:val="21"/>
+        </w:rPr>
+        <w:t xml:space="preserve"> · </w:t>
+      </w:r>
+      <w:r>
+        <w:rPr>
+          <w:rFonts w:hint="eastAsia" w:ascii="宋体" w:hAnsi="宋体" w:eastAsia="宋体"/>
+          <w:b/>
+          <w:bCs/>
+          <w:sz w:val="21"/>
+        </w:rPr>
+        <w:t xml:space="preserve">对应导学单第三关）</w:t>
+      </w:r>
+      <w:r>
+        <w:rPr>
+          <w:rFonts w:hint="eastAsia" w:ascii="宋体" w:hAnsi="宋体" w:eastAsia="宋体"/>
+          <w:sz w:val="21"/>
+        </w:rPr>
+        <w:t xml:space="preserve">：完成鼠标握姿规范、左键双击打开软件、键盘键入拼音姓名</w:t>
+      </w:r>
+      <w:r>
+        <w:rPr>
+          <w:rFonts w:ascii="宋体" w:hAnsi="宋体" w:eastAsia="宋体"/>
+          <w:sz w:val="21"/>
+        </w:rPr>
+        <w:t xml:space="preserve"> 3 </w:t>
+      </w:r>
+      <w:r>
+        <w:rPr>
+          <w:rFonts w:hint="eastAsia" w:ascii="宋体" w:hAnsi="宋体" w:eastAsia="宋体"/>
+          <w:sz w:val="21"/>
+        </w:rPr>
+        <w:t xml:space="preserve">项上机操作，全员实机过关打卡；</w:t>
+      </w:r>
+    </w:p>
+    <w:p>
+      <w:pPr>
+        <w:pStyle w:val="Compact"/>
+        <w:numPr>
+          <w:ilvl w:val="0"/>
+          <w:numId w:val="1002"/>
+        </w:numPr>
+        <w:spacing w:before="0" w:after="60" w:line="312" w:lineRule="auto"/>
+        <w:ind w:firstLine="0" w:left="280"/>
+      </w:pPr>
+      <w:r>
+        <w:rPr>
+          <w:rFonts w:ascii="宋体" w:hAnsi="宋体" w:eastAsia="宋体"/>
+          <w:b/>
+          <w:bCs/>
+          <w:sz w:val="21"/>
+        </w:rPr>
+        <w:t xml:space="preserve">🏆 </w:t>
+      </w:r>
+      <w:r>
+        <w:rPr>
+          <w:rFonts w:hint="eastAsia" w:ascii="宋体" w:hAnsi="宋体" w:eastAsia="宋体"/>
+          <w:b/>
+          <w:bCs/>
+          <w:sz w:val="21"/>
+        </w:rPr>
+        <w:t xml:space="preserve">好习惯打卡</w:t>
+      </w:r>
+      <w:r>
+        <w:rPr>
+          <w:rFonts w:hint="eastAsia" w:ascii="宋体" w:hAnsi="宋体" w:eastAsia="宋体"/>
+          <w:sz w:val="21"/>
+        </w:rPr>
+        <w:t xml:space="preserve">：下课前落实规范关机与工位整理，评定“基础通关</w:t>
+      </w:r>
+      <w:r>
+        <w:rPr>
+          <w:rFonts w:ascii="宋体" w:hAnsi="宋体" w:eastAsia="宋体"/>
+          <w:sz w:val="21"/>
+        </w:rPr>
+        <w:t xml:space="preserve"> / </w:t>
+      </w:r>
+      <w:r>
+        <w:rPr>
+          <w:rFonts w:hint="eastAsia" w:ascii="宋体" w:hAnsi="宋体" w:eastAsia="宋体"/>
+          <w:sz w:val="21"/>
+        </w:rPr>
+        <w:t xml:space="preserve">熟练标兵</w:t>
+      </w:r>
+      <w:r>
+        <w:rPr>
+          <w:rFonts w:ascii="宋体" w:hAnsi="宋体" w:eastAsia="宋体"/>
+          <w:sz w:val="21"/>
+        </w:rPr>
+        <w:t xml:space="preserve"> / </w:t>
+      </w:r>
+      <w:r>
+        <w:rPr>
+          <w:rFonts w:hint="eastAsia" w:ascii="宋体" w:hAnsi="宋体" w:eastAsia="宋体"/>
+          <w:sz w:val="21"/>
+        </w:rPr>
+        <w:t xml:space="preserve">探索小达人”星级。</w:t>
+      </w:r>
+    </w:p>
+    <w:bookmarkEnd w:id="15"/>
+    <w:bookmarkStart w:id="16" w:name="_随堂作业中小学信息科技与人工智能学习平台"/>
+    <w:p>
+      <w:pPr>
+        <w:pStyle w:val="3"/>
+        <w:spacing w:before="120" w:after="60" w:line="312" w:lineRule="auto"/>
+        <w:ind w:firstLine="0"/>
+        <w:jc w:val="left"/>
+      </w:pPr>
+      <w:r>
+        <w:rPr>
+          <w:rFonts w:ascii="黑体" w:hAnsi="黑体" w:eastAsia="黑体"/>
+          <w:b/>
+          <w:color w:val="403070"/>
+          <w:sz w:val="23"/>
+        </w:rPr>
+        <w:t xml:space="preserve">2. </w:t>
+      </w:r>
+      <w:r>
+        <w:rPr>
+          <w:rFonts w:hint="eastAsia" w:ascii="黑体" w:hAnsi="黑体" w:eastAsia="黑体"/>
+          <w:b/>
+          <w:color w:val="403070"/>
+          <w:sz w:val="23"/>
+        </w:rPr>
+        <w:t xml:space="preserve">随堂作业（中小学信息科技与人工智能学习平台）</w:t>
+      </w:r>
+    </w:p>
+    <w:p>
+      <w:pPr>
+        <w:pStyle w:val="Compact"/>
+        <w:numPr>
+          <w:ilvl w:val="0"/>
+          <w:numId w:val="1003"/>
+        </w:numPr>
+        <w:spacing w:before="0" w:after="60" w:line="312" w:lineRule="auto"/>
+        <w:ind w:firstLine="0" w:left="280"/>
+      </w:pPr>
+      <w:r>
+        <w:rPr>
+          <w:rFonts w:hint="eastAsia" w:ascii="宋体" w:hAnsi="宋体" w:eastAsia="宋体"/>
+          <w:sz w:val="21"/>
+        </w:rPr>
+        <w:t xml:space="preserve">在机房本地浏览器双击下载打开《第3课-课堂作业.html》；</w:t>
+      </w:r>
+    </w:p>
+    <w:p>
+      <w:pPr>
+        <w:pStyle w:val="Compact"/>
+        <w:numPr>
+          <w:ilvl w:val="0"/>
+          <w:numId w:val="1003"/>
+        </w:numPr>
+        <w:spacing w:before="0" w:after="60" w:line="312" w:lineRule="auto"/>
+        <w:ind w:firstLine="0" w:left="280"/>
+      </w:pPr>
+      <w:r>
+        <w:rPr>
+          <w:rFonts w:hint="eastAsia" w:ascii="宋体" w:hAnsi="宋体" w:eastAsia="宋体"/>
+          <w:sz w:val="21"/>
+        </w:rPr>
+        <w:t xml:space="preserve">完成后一键保存并导出</w:t>
+      </w:r>
+      <w:r>
+        <w:rPr>
+          <w:rFonts w:ascii="宋体" w:hAnsi="宋体" w:eastAsia="宋体"/>
+          <w:sz w:val="21"/>
+        </w:rPr>
+        <w:t xml:space="preserve"> </w:t>
+      </w:r>
+      <w:r>
+        <w:rPr>
+          <w:rStyle w:val="VerbatimChar"/>
+          <w:rFonts w:hint="eastAsia" w:ascii="宋体" w:hAnsi="宋体" w:eastAsia="宋体"/>
+          <w:sz w:val="21"/>
+        </w:rPr>
+        <w:t xml:space="preserve">班级_姓名_第3课了解信息处理工具_得分.txt</w:t>
+      </w:r>
+      <w:r>
+        <w:rPr>
+          <w:rFonts w:hint="eastAsia" w:ascii="宋体" w:hAnsi="宋体" w:eastAsia="宋体"/>
+          <w:sz w:val="21"/>
+        </w:rPr>
+        <w:t xml:space="preserve">，同页面提交。</w:t>
+      </w:r>
+    </w:p>
+    <w:bookmarkEnd w:id="16"/>
+    <w:bookmarkStart w:id="17" w:name="_课后探究"/>
+    <w:p>
+      <w:pPr>
+        <w:pStyle w:val="3"/>
+        <w:spacing w:before="120" w:after="60" w:line="312" w:lineRule="auto"/>
+        <w:ind w:firstLine="0"/>
+        <w:jc w:val="left"/>
+      </w:pPr>
+      <w:r>
+        <w:rPr>
+          <w:rFonts w:ascii="黑体" w:hAnsi="黑体" w:eastAsia="黑体"/>
+          <w:b/>
+          <w:color w:val="403070"/>
+          <w:sz w:val="23"/>
+        </w:rPr>
+        <w:t xml:space="preserve">3. </w:t>
+      </w:r>
+      <w:r>
+        <w:rPr>
+          <w:rFonts w:hint="eastAsia" w:ascii="黑体" w:hAnsi="黑体" w:eastAsia="黑体"/>
+          <w:b/>
+          <w:color w:val="403070"/>
+          <w:sz w:val="23"/>
+        </w:rPr>
+        <w:t xml:space="preserve">课后探究</w:t>
+      </w:r>
+    </w:p>
+    <w:p>
+      <w:pPr>
+        <w:pStyle w:val="Compact"/>
+        <w:numPr>
+          <w:ilvl w:val="0"/>
+          <w:numId w:val="1004"/>
+        </w:numPr>
+        <w:spacing w:before="0" w:after="60" w:line="312" w:lineRule="auto"/>
+        <w:ind w:firstLine="0" w:left="280"/>
+      </w:pPr>
+      <w:r>
+        <w:rPr>
+          <w:rFonts w:hint="eastAsia" w:ascii="宋体" w:hAnsi="宋体" w:eastAsia="宋体"/>
+          <w:sz w:val="21"/>
+        </w:rPr>
+        <w:t xml:space="preserve">放学回家路上或在家中，观察并记录</w:t>
+      </w:r>
+      <w:r>
+        <w:rPr>
+          <w:rFonts w:ascii="宋体" w:hAnsi="宋体" w:eastAsia="宋体"/>
+          <w:sz w:val="21"/>
+        </w:rPr>
+        <w:t xml:space="preserve"> 1 </w:t>
+      </w:r>
+      <w:r>
+        <w:rPr>
+          <w:rFonts w:hint="eastAsia" w:ascii="宋体" w:hAnsi="宋体" w:eastAsia="宋体"/>
+          <w:sz w:val="21"/>
+        </w:rPr>
+        <w:t xml:space="preserve">处你见到的信息处理工具（如超市收银扫码枪、小区的快递柜屏幕），和爸爸妈妈说一说它是怎么帮人们提高效率的。</w:t>
+      </w:r>
+    </w:p>
+    <w:bookmarkEnd w:id="17"/>
+    <w:bookmarkEnd w:id="18"/>
+    <w:bookmarkStart w:id="19" w:name="_八教学反思"/>
+    <w:p>
+      <w:pPr>
+        <w:pStyle w:val="2"/>
+        <w:spacing w:before="200" w:after="80" w:line="312" w:lineRule="auto"/>
+        <w:ind w:firstLine="0"/>
+        <w:jc w:val="left"/>
+      </w:pPr>
+      <w:r>
+        <w:rPr>
+          <w:rFonts w:hint="eastAsia" w:ascii="黑体" w:hAnsi="黑体" w:eastAsia="黑体"/>
+          <w:b/>
+          <w:color w:val="2E1F5E"/>
+          <w:sz w:val="26"/>
+        </w:rPr>
+        <w:t xml:space="preserve">八、教学反思</w:t>
+      </w:r>
+    </w:p>
+    <w:p>
+      <w:pPr>
+        <w:pStyle w:val="FirstParagraph"/>
+        <w:spacing w:before="0" w:after="80" w:line="331" w:lineRule="auto"/>
+        <w:ind w:firstLine="440" w:left="0"/>
+      </w:pPr>
+      <w:r>
+        <w:rPr>
+          <w:rFonts w:hint="eastAsia" w:ascii="宋体" w:hAnsi="宋体" w:eastAsia="宋体"/>
+          <w:i/>
+          <w:iCs/>
+          <w:sz w:val="22"/>
+        </w:rPr>
+        <w:t xml:space="preserve">(课后对照以下问题反思)</w:t>
+      </w:r>
+    </w:p>
+    <w:p>
+      <w:pPr>
+        <w:pStyle w:val="Compact"/>
+        <w:numPr>
+          <w:ilvl w:val="0"/>
+          <w:numId w:val="1005"/>
+        </w:numPr>
+        <w:spacing w:before="0" w:after="60" w:line="312" w:lineRule="auto"/>
+        <w:ind w:firstLine="0" w:left="280"/>
+      </w:pPr>
+      <w:r>
+        <w:rPr>
+          <w:rFonts w:hint="eastAsia" w:ascii="宋体" w:hAnsi="宋体" w:eastAsia="宋体"/>
+          <w:b/>
+          <w:bCs/>
+          <w:sz w:val="21"/>
+        </w:rPr>
+        <w:t xml:space="preserve">关于认知坡度</w:t>
+      </w:r>
+      <w:r>
+        <w:rPr>
+          <w:rFonts w:hint="eastAsia" w:ascii="宋体" w:hAnsi="宋体" w:eastAsia="宋体"/>
+          <w:sz w:val="21"/>
+        </w:rPr>
+        <w:t xml:space="preserve">：“超级大脑</w:t>
+      </w:r>
+      <w:r>
+        <w:rPr>
+          <w:rFonts w:ascii="宋体" w:hAnsi="宋体" w:eastAsia="宋体"/>
+          <w:sz w:val="21"/>
+        </w:rPr>
+        <w:t xml:space="preserve"> / </w:t>
+      </w:r>
+      <w:r>
+        <w:rPr>
+          <w:rFonts w:hint="eastAsia" w:ascii="宋体" w:hAnsi="宋体" w:eastAsia="宋体"/>
+          <w:sz w:val="21"/>
+        </w:rPr>
+        <w:t xml:space="preserve">电路桥梁</w:t>
+      </w:r>
+      <w:r>
+        <w:rPr>
+          <w:rFonts w:ascii="宋体" w:hAnsi="宋体" w:eastAsia="宋体"/>
+          <w:sz w:val="21"/>
+        </w:rPr>
+        <w:t xml:space="preserve"> / </w:t>
+      </w:r>
+      <w:r>
+        <w:rPr>
+          <w:rFonts w:hint="eastAsia" w:ascii="宋体" w:hAnsi="宋体" w:eastAsia="宋体"/>
+          <w:sz w:val="21"/>
+        </w:rPr>
+        <w:t xml:space="preserve">海量仓库”的比喻，学生能否脱口而出对应硬件？是否有混淆？</w:t>
+      </w:r>
+      <w:r>
+        <w:rPr>
+          <w:rFonts w:ascii="宋体" w:hAnsi="宋体" w:eastAsia="宋体"/>
+          <w:sz w:val="21"/>
+        </w:rPr>
+        <w:br/>
+      </w:r>
+      <w:r>
+        <w:rPr>
+          <w:rFonts w:ascii="宋体" w:hAnsi="宋体" w:eastAsia="宋体"/>
+          <w:sz w:val="21"/>
+        </w:rPr>
+        <w:t xml:space="preserve">____________________________________________________________________________________________</w:t>
+      </w:r>
+    </w:p>
+    <w:p>
+      <w:pPr>
+        <w:pStyle w:val="Compact"/>
+        <w:numPr>
+          <w:ilvl w:val="0"/>
+          <w:numId w:val="1005"/>
+        </w:numPr>
+        <w:spacing w:before="0" w:after="60" w:line="312" w:lineRule="auto"/>
+        <w:ind w:firstLine="0" w:left="280"/>
+      </w:pPr>
+      <w:r>
+        <w:rPr>
+          <w:rFonts w:hint="eastAsia" w:ascii="宋体" w:hAnsi="宋体" w:eastAsia="宋体"/>
+          <w:b/>
+          <w:bCs/>
+          <w:sz w:val="21"/>
+        </w:rPr>
+        <w:t xml:space="preserve">关于实操卡点</w:t>
+      </w:r>
+      <w:r>
+        <w:rPr>
+          <w:rFonts w:hint="eastAsia" w:ascii="宋体" w:hAnsi="宋体" w:eastAsia="宋体"/>
+          <w:sz w:val="21"/>
+        </w:rPr>
+        <w:t xml:space="preserve">：全班有多少学生能熟练完成“啄木鸟式”双击？仍需个别辅导的学生主要卡在什么手势？</w:t>
+      </w:r>
+      <w:r>
+        <w:rPr>
+          <w:rFonts w:ascii="宋体" w:hAnsi="宋体" w:eastAsia="宋体"/>
+          <w:sz w:val="21"/>
+        </w:rPr>
+        <w:br/>
+      </w:r>
+      <w:r>
+        <w:rPr>
+          <w:rFonts w:ascii="宋体" w:hAnsi="宋体" w:eastAsia="宋体"/>
+          <w:sz w:val="21"/>
+        </w:rPr>
+        <w:t xml:space="preserve">____________________________________________________________________________________________</w:t>
+      </w:r>
+    </w:p>
+    <w:p>
+      <w:pPr>
+        <w:pStyle w:val="Compact"/>
+        <w:numPr>
+          <w:ilvl w:val="0"/>
+          <w:numId w:val="1005"/>
+        </w:numPr>
+        <w:spacing w:before="0" w:after="60" w:line="312" w:lineRule="auto"/>
+        <w:ind w:firstLine="0" w:left="280"/>
+      </w:pPr>
+      <w:r>
+        <w:rPr>
+          <w:rFonts w:hint="eastAsia" w:ascii="宋体" w:hAnsi="宋体" w:eastAsia="宋体"/>
+          <w:b/>
+          <w:bCs/>
+          <w:sz w:val="21"/>
+        </w:rPr>
+        <w:t xml:space="preserve">关于机房常规</w:t>
+      </w:r>
+      <w:r>
+        <w:rPr>
+          <w:rFonts w:hint="eastAsia" w:ascii="宋体" w:hAnsi="宋体" w:eastAsia="宋体"/>
+          <w:sz w:val="21"/>
+        </w:rPr>
+        <w:t xml:space="preserve">：下课时规范关机率和工位复位率是否达到</w:t>
+      </w:r>
+      <w:r>
+        <w:rPr>
+          <w:rFonts w:ascii="宋体" w:hAnsi="宋体" w:eastAsia="宋体"/>
+          <w:sz w:val="21"/>
+        </w:rPr>
+        <w:t xml:space="preserve"> </w:t>
+      </w:r>
+      <w:r>
+        <w:rPr>
+          <w:rFonts w:hint="eastAsia" w:ascii="宋体" w:hAnsi="宋体" w:eastAsia="宋体"/>
+          <w:sz w:val="21"/>
+        </w:rPr>
+        <w:t xml:space="preserve">100%？</w:t>
+      </w:r>
+      <w:r>
+        <w:rPr>
+          <w:rFonts w:ascii="宋体" w:hAnsi="宋体" w:eastAsia="宋体"/>
+          <w:sz w:val="21"/>
+        </w:rPr>
+        <w:br/>
+      </w:r>
+      <w:r>
+        <w:rPr>
+          <w:rFonts w:ascii="宋体" w:hAnsi="宋体" w:eastAsia="宋体"/>
+          <w:sz w:val="21"/>
+        </w:rPr>
+        <w:t xml:space="preserve">____________________________________________________________________________________________</w:t>
+      </w:r>
+    </w:p>
+    <w:bookmarkEnd w:id="19"/>
+    <w:bookmarkEnd w:id="20"/>
     <w:sectPr>
       <w:footnotePr>
         <w:numRestart w:val="eachSect"/>
       </w:footnotePr>
-      <w:pgSz w:h="15840" w:w="12240"/>
-      <w:pgMar w:bottom="1440" w:footer="720" w:gutter="0" w:header="720" w:left="1800" w:right="1800" w:top="1440"/>
+      <w:pgSz w:h="16834" w:w="11909"/>
+      <w:pgMar w:bottom="1138" w:footer="720" w:gutter="0" w:header="720" w:left="1253" w:right="1253" w:top="1138"/>
       <w:cols w:space="720"/>
     </w:sectPr>
   </w:body>
@@ -2677,11 +2953,129 @@
       </w:pPr>
     </w:lvl>
   </w:abstractNum>
+  <w:abstractNum w:abstractNumId="991">
+    <w:nsid w:val="0000A991"/>
+    <w:multiLevelType w:val="multilevel"/>
+    <w:lvl w:ilvl="0">
+      <w:numFmt w:val="bullet"/>
+      <w:lvlText w:val=""/>
+      <w:lvlJc w:val="left"/>
+      <w:pPr>
+        <w:ind w:left="720" w:hanging="360"/>
+      </w:pPr>
+      <w:rPr>
+        <w:rFonts w:ascii="Symbol" w:hAnsi="Symbol" w:cs="Symbol" w:hint="default"/>
+      </w:rPr>
+    </w:lvl>
+    <w:lvl w:ilvl="1">
+      <w:numFmt w:val="bullet"/>
+      <w:lvlText w:val="o"/>
+      <w:lvlJc w:val="left"/>
+      <w:pPr>
+        <w:ind w:left="1440" w:hanging="360"/>
+      </w:pPr>
+      <w:rPr>
+        <w:rFonts w:ascii="Courier New" w:hAnsi="Courier New" w:cs="Courier New" w:hint="default"/>
+      </w:rPr>
+    </w:lvl>
+    <w:lvl w:ilvl="2">
+      <w:numFmt w:val="bullet"/>
+      <w:lvlText w:val=""/>
+      <w:lvlJc w:val="left"/>
+      <w:pPr>
+        <w:ind w:left="2160" w:hanging="360"/>
+      </w:pPr>
+      <w:rPr>
+        <w:rFonts w:ascii="Wingdings" w:hAnsi="Wingdings" w:cs="Wingdings" w:hint="default"/>
+      </w:rPr>
+    </w:lvl>
+    <w:lvl w:ilvl="3">
+      <w:numFmt w:val="bullet"/>
+      <w:lvlText w:val=""/>
+      <w:lvlJc w:val="left"/>
+      <w:pPr>
+        <w:ind w:left="2880" w:hanging="360"/>
+      </w:pPr>
+      <w:rPr>
+        <w:rFonts w:ascii="Symbol" w:hAnsi="Symbol" w:cs="Symbol" w:hint="default"/>
+      </w:rPr>
+    </w:lvl>
+    <w:lvl w:ilvl="4">
+      <w:numFmt w:val="bullet"/>
+      <w:lvlText w:val="o"/>
+      <w:lvlJc w:val="left"/>
+      <w:pPr>
+        <w:ind w:left="3600" w:hanging="360"/>
+      </w:pPr>
+      <w:rPr>
+        <w:rFonts w:ascii="Courier New" w:hAnsi="Courier New" w:cs="Courier New" w:hint="default"/>
+      </w:rPr>
+    </w:lvl>
+    <w:lvl w:ilvl="5">
+      <w:numFmt w:val="bullet"/>
+      <w:lvlText w:val=""/>
+      <w:lvlJc w:val="left"/>
+      <w:pPr>
+        <w:ind w:left="4320" w:hanging="360"/>
+      </w:pPr>
+      <w:rPr>
+        <w:rFonts w:ascii="Wingdings" w:hAnsi="Wingdings" w:cs="Wingdings" w:hint="default"/>
+      </w:rPr>
+    </w:lvl>
+    <w:lvl w:ilvl="6">
+      <w:numFmt w:val="bullet"/>
+      <w:lvlText w:val=""/>
+      <w:lvlJc w:val="left"/>
+      <w:pPr>
+        <w:ind w:left="5040" w:hanging="360"/>
+      </w:pPr>
+      <w:rPr>
+        <w:rFonts w:ascii="Symbol" w:hAnsi="Symbol" w:cs="Symbol" w:hint="default"/>
+      </w:rPr>
+    </w:lvl>
+    <w:lvl w:ilvl="7">
+      <w:numFmt w:val="bullet"/>
+      <w:lvlText w:val="o"/>
+      <w:lvlJc w:val="left"/>
+      <w:pPr>
+        <w:ind w:left="5760" w:hanging="360"/>
+      </w:pPr>
+      <w:rPr>
+        <w:rFonts w:ascii="Courier New" w:hAnsi="Courier New" w:cs="Courier New" w:hint="default"/>
+      </w:rPr>
+    </w:lvl>
+    <w:lvl w:ilvl="8">
+      <w:numFmt w:val="bullet"/>
+      <w:lvlText w:val=""/>
+      <w:lvlJc w:val="left"/>
+      <w:pPr>
+        <w:ind w:left="6480" w:hanging="360"/>
+      </w:pPr>
+      <w:rPr>
+        <w:rFonts w:ascii="Wingdings" w:hAnsi="Wingdings" w:cs="Wingdings" w:hint="default"/>
+      </w:rPr>
+    </w:lvl>
+  </w:abstractNum>
   <w:num w16cid:durableId="1844859319" w:numId="1">
     <w:abstractNumId w:val="0"/>
   </w:num>
   <w:num w:numId="1000">
     <w:abstractNumId w:val="990"/>
+  </w:num>
+  <w:num w:numId="1001">
+    <w:abstractNumId w:val="991"/>
+  </w:num>
+  <w:num w:numId="1002">
+    <w:abstractNumId w:val="991"/>
+  </w:num>
+  <w:num w:numId="1003">
+    <w:abstractNumId w:val="991"/>
+  </w:num>
+  <w:num w:numId="1004">
+    <w:abstractNumId w:val="991"/>
+  </w:num>
+  <w:num w:numId="1005">
+    <w:abstractNumId w:val="991"/>
   </w:num>
 </w:numbering>
 </file>
@@ -2950,6 +3344,12 @@
   <w:style w:default="1" w:styleId="a" w:type="paragraph">
     <w:name w:val="Normal"/>
     <w:qFormat/>
+    <w:pPr>
+      <w:spacing w:after="40" w:before="0" w:line="276" w:lineRule="auto"/>
+    </w:pPr>
+    <w:rPr>
+      <w:sz w:val="21"/>
+    </w:rPr>
   </w:style>
   <w:style w:styleId="1" w:type="paragraph">
     <w:name w:val="heading 1"/>
@@ -2962,14 +3362,14 @@
     <w:pPr>
       <w:keepNext/>
       <w:keepLines/>
-      <w:spacing w:after="80" w:before="360"/>
+      <w:spacing w:after="80" w:before="120"/>
       <w:jc w:val="center"/>
       <w:outlineLvl w:val="0"/>
     </w:pPr>
     <w:rPr>
       <w:rFonts w:asciiTheme="majorHAnsi" w:cstheme="majorBidi" w:eastAsia="微软雅黑" w:hAnsiTheme="majorHAnsi"/>
       <w:color w:themeColor="accent1" w:themeShade="BF" w:val="0F4761"/>
-      <w:sz w:val="44"/>
+      <w:sz w:val="32"/>
       <w:szCs w:val="40"/>
     </w:rPr>
   </w:style>
@@ -2986,13 +3386,13 @@
     <w:pPr>
       <w:keepNext/>
       <w:keepLines/>
-      <w:spacing w:after="80" w:before="160"/>
+      <w:spacing w:after="40" w:before="100"/>
       <w:outlineLvl w:val="1"/>
     </w:pPr>
     <w:rPr>
       <w:rFonts w:asciiTheme="majorHAnsi" w:cstheme="majorBidi" w:eastAsia="微软雅黑" w:hAnsiTheme="majorHAnsi"/>
       <w:color w:themeColor="accent1" w:themeShade="BF" w:val="0F4761"/>
-      <w:sz w:val="32"/>
+      <w:sz w:val="26"/>
       <w:szCs w:val="32"/>
     </w:rPr>
   </w:style>
@@ -3009,14 +3409,14 @@
     <w:pPr>
       <w:keepNext/>
       <w:keepLines/>
-      <w:spacing w:after="80" w:before="160"/>
+      <w:spacing w:after="40" w:before="80"/>
       <w:jc w:val="center"/>
       <w:outlineLvl w:val="2"/>
     </w:pPr>
     <w:rPr>
       <w:rFonts w:cstheme="majorBidi" w:eastAsia="微软雅黑"/>
       <w:color w:themeColor="accent1" w:themeShade="BF" w:val="0F4761"/>
-      <w:sz w:val="28"/>
+      <w:sz w:val="22"/>
       <w:szCs w:val="28"/>
     </w:rPr>
   </w:style>
@@ -3185,10 +3585,11 @@
     <w:qFormat/>
     <w:rsid w:val="005B72F6"/>
     <w:pPr>
-      <w:spacing w:after="180" w:before="180" w:line="360" w:lineRule="auto"/>
+      <w:spacing w:after="40" w:before="0" w:line="276" w:lineRule="auto"/>
     </w:pPr>
     <w:rPr>
       <w:rFonts w:eastAsia="宋体"/>
+      <w:sz w:val="21"/>
     </w:rPr>
   </w:style>
   <w:style w:customStyle="1" w:styleId="FirstParagraph" w:type="paragraph">
@@ -3196,6 +3597,12 @@
     <w:basedOn w:val="a0"/>
     <w:next w:val="a0"/>
     <w:qFormat/>
+    <w:pPr>
+      <w:spacing w:after="40" w:before="0" w:line="276" w:lineRule="auto"/>
+    </w:pPr>
+    <w:rPr>
+      <w:sz w:val="21"/>
+    </w:rPr>
   </w:style>
   <w:style w:customStyle="1" w:styleId="Compact" w:type="paragraph">
     <w:name w:val="Compact"/>
@@ -3203,8 +3610,11 @@
     <w:qFormat/>
     <w:rsid w:val="00F920DC"/>
     <w:pPr>
-      <w:spacing w:after="0" w:before="0" w:line="400" w:lineRule="exact"/>
+      <w:spacing w:after="40" w:before="0" w:line="276" w:lineRule="auto"/>
     </w:pPr>
+    <w:rPr>
+      <w:sz w:val="21"/>
+    </w:rPr>
   </w:style>
   <w:style w:styleId="a4" w:type="paragraph">
     <w:name w:val="Title"/>
@@ -3549,10 +3959,12 @@
     <w:rsid w:val="005B72F6"/>
     <w:pPr>
       <w:keepNext/>
+      <w:spacing w:after="20" w:before="20" w:line="264" w:lineRule="auto"/>
       <w:jc w:val="center"/>
     </w:pPr>
     <w:rPr>
       <w:rFonts w:eastAsia="黑体"/>
+      <w:sz w:val="19"/>
     </w:rPr>
   </w:style>
   <w:style w:customStyle="1" w:styleId="ImageCaption" w:type="paragraph">
